--- a/TS-Kramam/TS-5.1/TS 5.1 Malayalam Krama Paatam Corrections.docx
+++ b/TS-Kramam/TS-5.1/TS 5.1 Malayalam Krama Paatam Corrections.docx
@@ -2185,6 +2185,669 @@
       </w:tr>
       <w:tr>
         <w:trPr>
+          <w:trHeight w:val="1408"/>
+        </w:trPr>
+        <w:tc>
+          <w:tcPr>
+            <w:tcW w:w="3906" w:type="dxa"/>
+          </w:tcPr>
+          <w:p>
+            <w:pPr>
+              <w:widowControl w:val="0"/>
+              <w:tabs>
+                <w:tab w:val="left" w:pos="993"/>
+              </w:tabs>
+              <w:autoSpaceDE w:val="0"/>
+              <w:autoSpaceDN w:val="0"/>
+              <w:adjustRightInd w:val="0"/>
+              <w:spacing w:before="0" w:line="240" w:lineRule="auto"/>
+              <w:ind w:right="297"/>
+              <w:rPr>
+                <w:rFonts w:cs="Arial"/>
+                <w:b/>
+                <w:color w:val="EE0000"/>
+                <w:sz w:val="28"/>
+                <w:szCs w:val="28"/>
+              </w:rPr>
+            </w:pPr>
+            <w:r>
+              <w:rPr>
+                <w:rFonts w:cs="Arial"/>
+                <w:b/>
+                <w:color w:val="EE0000"/>
+                <w:sz w:val="28"/>
+                <w:szCs w:val="28"/>
+              </w:rPr>
+              <w:lastRenderedPageBreak/>
+              <w:t>T.S.5.1.2.</w:t>
+            </w:r>
+            <w:r>
+              <w:rPr>
+                <w:rFonts w:cs="Arial"/>
+                <w:b/>
+                <w:color w:val="EE0000"/>
+                <w:sz w:val="28"/>
+                <w:szCs w:val="28"/>
+              </w:rPr>
+              <w:t>6</w:t>
+            </w:r>
+            <w:r>
+              <w:rPr>
+                <w:rFonts w:cs="Arial"/>
+                <w:b/>
+                <w:color w:val="EE0000"/>
+                <w:sz w:val="28"/>
+                <w:szCs w:val="28"/>
+              </w:rPr>
+              <w:t xml:space="preserve"> – Kramam</w:t>
+            </w:r>
+          </w:p>
+          <w:p>
+            <w:pPr>
+              <w:widowControl w:val="0"/>
+              <w:tabs>
+                <w:tab w:val="left" w:pos="993"/>
+              </w:tabs>
+              <w:autoSpaceDE w:val="0"/>
+              <w:autoSpaceDN w:val="0"/>
+              <w:adjustRightInd w:val="0"/>
+              <w:spacing w:before="0" w:line="240" w:lineRule="auto"/>
+              <w:ind w:right="297"/>
+              <w:rPr>
+                <w:rFonts w:cstheme="minorBidi"/>
+                <w:b/>
+                <w:color w:val="EE0000"/>
+                <w:sz w:val="28"/>
+                <w:szCs w:val="28"/>
+                <w:lang w:val="it-IT" w:bidi="ta-IN"/>
+              </w:rPr>
+            </w:pPr>
+            <w:r>
+              <w:rPr>
+                <w:rFonts w:cs="Arial"/>
+                <w:b/>
+                <w:color w:val="EE0000"/>
+                <w:sz w:val="28"/>
+                <w:szCs w:val="28"/>
+                <w:lang w:val="it-IT"/>
+              </w:rPr>
+              <w:t xml:space="preserve">Krama Vaakyam No.– </w:t>
+            </w:r>
+            <w:r>
+              <w:rPr>
+                <w:rFonts w:cs="Arial"/>
+                <w:b/>
+                <w:color w:val="EE0000"/>
+                <w:sz w:val="28"/>
+                <w:szCs w:val="28"/>
+                <w:lang w:val="it-IT"/>
+              </w:rPr>
+              <w:t>82</w:t>
+            </w:r>
+          </w:p>
+          <w:p>
+            <w:pPr>
+              <w:widowControl w:val="0"/>
+              <w:tabs>
+                <w:tab w:val="left" w:pos="993"/>
+              </w:tabs>
+              <w:autoSpaceDE w:val="0"/>
+              <w:autoSpaceDN w:val="0"/>
+              <w:adjustRightInd w:val="0"/>
+              <w:spacing w:before="0" w:line="240" w:lineRule="auto"/>
+              <w:ind w:right="297"/>
+              <w:rPr>
+                <w:rFonts w:cs="Arial"/>
+                <w:b/>
+                <w:color w:val="EE0000"/>
+                <w:sz w:val="28"/>
+                <w:szCs w:val="28"/>
+                <w:lang w:val="it-IT"/>
+              </w:rPr>
+            </w:pPr>
+            <w:r>
+              <w:rPr>
+                <w:rFonts w:cs="Arial"/>
+                <w:b/>
+                <w:color w:val="EE0000"/>
+                <w:sz w:val="28"/>
+                <w:szCs w:val="28"/>
+                <w:lang w:val="it-IT"/>
+              </w:rPr>
+              <w:t xml:space="preserve">Panchaati No. - </w:t>
+            </w:r>
+            <w:r>
+              <w:rPr>
+                <w:rFonts w:cs="Arial"/>
+                <w:b/>
+                <w:color w:val="EE0000"/>
+                <w:sz w:val="28"/>
+                <w:szCs w:val="28"/>
+                <w:lang w:val="it-IT"/>
+              </w:rPr>
+              <w:t>10</w:t>
+            </w:r>
+          </w:p>
+        </w:tc>
+        <w:tc>
+          <w:tcPr>
+            <w:tcW w:w="5103" w:type="dxa"/>
+          </w:tcPr>
+          <w:p>
+            <w:pPr>
+              <w:widowControl w:val="0"/>
+              <w:autoSpaceDE w:val="0"/>
+              <w:autoSpaceDN w:val="0"/>
+              <w:adjustRightInd w:val="0"/>
+              <w:spacing w:before="0" w:line="240" w:lineRule="auto"/>
+              <w:rPr>
+                <w:rFonts w:ascii="BRH Malayalam Extra" w:eastAsia="Times New Roman" w:hAnsi="BRH Malayalam Extra" w:cs="BRH Malayalam Extra"/>
+                <w:color w:val="EE0000"/>
+                <w:sz w:val="40"/>
+                <w:szCs w:val="40"/>
+                <w:lang w:val="en-IN" w:eastAsia="en-IN" w:bidi="ml-IN"/>
+              </w:rPr>
+            </w:pPr>
+            <w:r>
+              <w:rPr>
+                <w:rFonts w:ascii="BRH Malayalam Extra" w:eastAsia="Times New Roman" w:hAnsi="BRH Malayalam Extra" w:cs="BRH Malayalam Extra"/>
+                <w:color w:val="EE0000"/>
+                <w:sz w:val="40"/>
+                <w:szCs w:val="40"/>
+                <w:lang w:val="en-IN" w:eastAsia="en-IN" w:bidi="ml-IN"/>
+              </w:rPr>
+              <w:t>G</w:t>
+            </w:r>
+            <w:r>
+              <w:rPr>
+                <w:rFonts w:ascii="BRH Malayalam Extra" w:eastAsia="Times New Roman" w:hAnsi="BRH Malayalam Extra" w:cs="BRH Malayalam Extra"/>
+                <w:color w:val="EE0000"/>
+                <w:sz w:val="32"/>
+                <w:szCs w:val="40"/>
+                <w:lang w:val="en-IN" w:eastAsia="en-IN" w:bidi="ml-IN"/>
+              </w:rPr>
+              <w:t>–</w:t>
+            </w:r>
+            <w:r>
+              <w:rPr>
+                <w:rFonts w:ascii="BRH Malayalam Extra" w:eastAsia="Times New Roman" w:hAnsi="BRH Malayalam Extra" w:cs="BRH Malayalam Extra"/>
+                <w:color w:val="EE0000"/>
+                <w:sz w:val="40"/>
+                <w:szCs w:val="40"/>
+                <w:lang w:val="en-IN" w:eastAsia="en-IN" w:bidi="ml-IN"/>
+              </w:rPr>
+              <w:t>d</w:t>
+            </w:r>
+            <w:r>
+              <w:rPr>
+                <w:rFonts w:ascii="BRH Malayalam Extra" w:eastAsia="Times New Roman" w:hAnsi="BRH Malayalam Extra" w:cs="BRH Malayalam Extra"/>
+                <w:color w:val="EE0000"/>
+                <w:sz w:val="32"/>
+                <w:szCs w:val="40"/>
+                <w:lang w:val="en-IN" w:eastAsia="en-IN" w:bidi="ml-IN"/>
+              </w:rPr>
+              <w:t>–</w:t>
+            </w:r>
+            <w:r>
+              <w:rPr>
+                <w:rFonts w:ascii="BRH Devanagari Extra" w:eastAsia="Times New Roman" w:hAnsi="BRH Devanagari Extra" w:cs="BRH Malayalam Extra"/>
+                <w:color w:val="EE0000"/>
+                <w:sz w:val="36"/>
+                <w:szCs w:val="40"/>
+                <w:lang w:val="en-IN" w:eastAsia="en-IN" w:bidi="ml-IN"/>
+              </w:rPr>
+              <w:t>ò</w:t>
+            </w:r>
+            <w:r>
+              <w:rPr>
+                <w:rFonts w:ascii="BRH Malayalam Extra" w:eastAsia="Times New Roman" w:hAnsi="BRH Malayalam Extra" w:cs="BRH Malayalam Extra"/>
+                <w:color w:val="EE0000"/>
+                <w:sz w:val="32"/>
+                <w:szCs w:val="40"/>
+                <w:lang w:val="en-IN" w:eastAsia="en-IN" w:bidi="ml-IN"/>
+              </w:rPr>
+              <w:t>–</w:t>
+            </w:r>
+            <w:r>
+              <w:rPr>
+                <w:rFonts w:ascii="BRH Malayalam Extra" w:eastAsia="Times New Roman" w:hAnsi="BRH Malayalam Extra" w:cs="BRH Malayalam Extra"/>
+                <w:color w:val="EE0000"/>
+                <w:sz w:val="40"/>
+                <w:szCs w:val="40"/>
+                <w:lang w:val="en-IN" w:eastAsia="en-IN" w:bidi="ml-IN"/>
+              </w:rPr>
+              <w:t xml:space="preserve"> së£</w:t>
+            </w:r>
+            <w:r>
+              <w:rPr>
+                <w:rFonts w:ascii="BRH Malayalam Extra" w:eastAsia="Times New Roman" w:hAnsi="BRH Malayalam Extra" w:cs="BRH Malayalam Extra"/>
+                <w:color w:val="EE0000"/>
+                <w:sz w:val="32"/>
+                <w:szCs w:val="40"/>
+                <w:lang w:val="en-IN" w:eastAsia="en-IN" w:bidi="ml-IN"/>
+              </w:rPr>
+              <w:t>–</w:t>
+            </w:r>
+            <w:r>
+              <w:rPr>
+                <w:rFonts w:ascii="BRH Malayalam Extra" w:eastAsia="Times New Roman" w:hAnsi="BRH Malayalam Extra" w:cs="BRH Malayalam Extra"/>
+                <w:color w:val="EE0000"/>
+                <w:sz w:val="40"/>
+                <w:szCs w:val="40"/>
+                <w:lang w:val="en-IN" w:eastAsia="en-IN" w:bidi="ml-IN"/>
+              </w:rPr>
+              <w:t>Y¡</w:t>
+            </w:r>
+            <w:r>
+              <w:rPr>
+                <w:rFonts w:ascii="BRH Malayalam Extra" w:eastAsia="Times New Roman" w:hAnsi="BRH Malayalam Extra" w:cs="BRH Malayalam Extra"/>
+                <w:color w:val="EE0000"/>
+                <w:sz w:val="32"/>
+                <w:szCs w:val="40"/>
+                <w:lang w:val="en-IN" w:eastAsia="en-IN" w:bidi="ml-IN"/>
+              </w:rPr>
+              <w:t>–</w:t>
+            </w:r>
+            <w:r>
+              <w:rPr>
+                <w:rFonts w:ascii="BRH Malayalam Extra" w:eastAsia="Times New Roman" w:hAnsi="BRH Malayalam Extra" w:cs="BRH Malayalam Extra"/>
+                <w:color w:val="EE0000"/>
+                <w:sz w:val="40"/>
+                <w:szCs w:val="40"/>
+                <w:lang w:val="en-IN" w:eastAsia="en-IN" w:bidi="ml-IN"/>
+              </w:rPr>
+              <w:t>¥Z</w:t>
+            </w:r>
+            <w:r>
+              <w:rPr>
+                <w:rFonts w:ascii="BRH Malayalam Extra" w:eastAsia="Times New Roman" w:hAnsi="BRH Malayalam Extra" w:cs="BRH Malayalam Extra"/>
+                <w:color w:val="EE0000"/>
+                <w:sz w:val="32"/>
+                <w:szCs w:val="40"/>
+                <w:lang w:val="en-IN" w:eastAsia="en-IN" w:bidi="ml-IN"/>
+              </w:rPr>
+              <w:t>–</w:t>
+            </w:r>
+            <w:r>
+              <w:rPr>
+                <w:rFonts w:ascii="BRH Malayalam Extra" w:eastAsia="Times New Roman" w:hAnsi="BRH Malayalam Extra" w:cs="BRH Malayalam Extra"/>
+                <w:color w:val="EE0000"/>
+                <w:sz w:val="40"/>
+                <w:szCs w:val="40"/>
+                <w:lang w:val="en-IN" w:eastAsia="en-IN" w:bidi="ml-IN"/>
+              </w:rPr>
+              <w:t xml:space="preserve"> | </w:t>
+            </w:r>
+          </w:p>
+          <w:p>
+            <w:pPr>
+              <w:widowControl w:val="0"/>
+              <w:autoSpaceDE w:val="0"/>
+              <w:autoSpaceDN w:val="0"/>
+              <w:adjustRightInd w:val="0"/>
+              <w:spacing w:before="0" w:line="240" w:lineRule="auto"/>
+              <w:rPr>
+                <w:rFonts w:ascii="BRH Malayalam Extra" w:eastAsia="Times New Roman" w:hAnsi="BRH Malayalam Extra" w:cs="BRH Malayalam Extra"/>
+                <w:color w:val="EE0000"/>
+                <w:sz w:val="40"/>
+                <w:szCs w:val="40"/>
+                <w:lang w:eastAsia="en-IN" w:bidi="ml-IN"/>
+              </w:rPr>
+            </w:pPr>
+            <w:r>
+              <w:rPr>
+                <w:rFonts w:ascii="BRH Malayalam Extra" w:eastAsia="Times New Roman" w:hAnsi="BRH Malayalam Extra" w:cs="BRH Malayalam Extra"/>
+                <w:color w:val="EE0000"/>
+                <w:sz w:val="40"/>
+                <w:szCs w:val="40"/>
+                <w:lang w:val="en-IN" w:eastAsia="en-IN" w:bidi="ml-IN"/>
+              </w:rPr>
+              <w:t>së£</w:t>
+            </w:r>
+            <w:r>
+              <w:rPr>
+                <w:rFonts w:ascii="BRH Malayalam Extra" w:eastAsia="Times New Roman" w:hAnsi="BRH Malayalam Extra" w:cs="BRH Malayalam Extra"/>
+                <w:color w:val="EE0000"/>
+                <w:sz w:val="32"/>
+                <w:szCs w:val="40"/>
+                <w:lang w:val="en-IN" w:eastAsia="en-IN" w:bidi="ml-IN"/>
+              </w:rPr>
+              <w:t>–</w:t>
+            </w:r>
+            <w:r>
+              <w:rPr>
+                <w:rFonts w:ascii="BRH Malayalam Extra" w:eastAsia="Times New Roman" w:hAnsi="BRH Malayalam Extra" w:cs="BRH Malayalam Extra"/>
+                <w:color w:val="EE0000"/>
+                <w:sz w:val="40"/>
+                <w:szCs w:val="40"/>
+                <w:lang w:val="en-IN" w:eastAsia="en-IN" w:bidi="ml-IN"/>
+              </w:rPr>
+              <w:t>Y¡</w:t>
+            </w:r>
+            <w:r>
+              <w:rPr>
+                <w:rFonts w:ascii="BRH Malayalam Extra" w:eastAsia="Times New Roman" w:hAnsi="BRH Malayalam Extra" w:cs="BRH Malayalam Extra"/>
+                <w:color w:val="EE0000"/>
+                <w:sz w:val="32"/>
+                <w:szCs w:val="40"/>
+                <w:lang w:val="en-IN" w:eastAsia="en-IN" w:bidi="ml-IN"/>
+              </w:rPr>
+              <w:t>–</w:t>
+            </w:r>
+            <w:r>
+              <w:rPr>
+                <w:rFonts w:ascii="BRH Malayalam Extra" w:eastAsia="Times New Roman" w:hAnsi="BRH Malayalam Extra" w:cs="BRH Malayalam Extra"/>
+                <w:color w:val="EE0000"/>
+                <w:sz w:val="40"/>
+                <w:szCs w:val="40"/>
+                <w:lang w:val="en-IN" w:eastAsia="en-IN" w:bidi="ml-IN"/>
+              </w:rPr>
+              <w:t>Z</w:t>
+            </w:r>
+            <w:r>
+              <w:rPr>
+                <w:rFonts w:ascii="BRH Malayalam Extra" w:eastAsia="Times New Roman" w:hAnsi="BRH Malayalam Extra" w:cs="BRH Malayalam Extra"/>
+                <w:color w:val="EE0000"/>
+                <w:sz w:val="32"/>
+                <w:szCs w:val="40"/>
+                <w:lang w:val="en-IN" w:eastAsia="en-IN" w:bidi="ml-IN"/>
+              </w:rPr>
+              <w:t>–</w:t>
+            </w:r>
+            <w:r>
+              <w:rPr>
+                <w:rFonts w:ascii="BRH Malayalam Extra" w:eastAsia="Times New Roman" w:hAnsi="BRH Malayalam Extra" w:cs="BRH Malayalam Extra"/>
+                <w:color w:val="EE0000"/>
+                <w:sz w:val="40"/>
+                <w:szCs w:val="40"/>
+                <w:lang w:val="en-IN" w:eastAsia="en-IN" w:bidi="ml-IN"/>
+              </w:rPr>
+              <w:t xml:space="preserve"> CZy— </w:t>
+            </w:r>
+            <w:r>
+              <w:rPr>
+                <w:rFonts w:ascii="BRH Malayalam Extra" w:eastAsia="Times New Roman" w:hAnsi="BRH Malayalam Extra" w:cs="BRH Malayalam Extra"/>
+                <w:color w:val="EE0000"/>
+                <w:sz w:val="40"/>
+                <w:szCs w:val="40"/>
+                <w:highlight w:val="yellow"/>
+                <w:lang w:val="en-IN" w:eastAsia="en-IN" w:bidi="ml-IN"/>
+              </w:rPr>
+              <w:t>s</w:t>
+            </w:r>
+            <w:r>
+              <w:rPr>
+                <w:rFonts w:ascii="BRH Malayalam Extra" w:eastAsia="Times New Roman" w:hAnsi="BRH Malayalam Extra" w:cs="BRH Malayalam Extra"/>
+                <w:color w:val="EE0000"/>
+                <w:sz w:val="40"/>
+                <w:szCs w:val="40"/>
+                <w:lang w:val="en-IN" w:eastAsia="en-IN" w:bidi="ml-IN"/>
+              </w:rPr>
+              <w:t>ëY¡¥Z ||</w:t>
+            </w:r>
+          </w:p>
+        </w:tc>
+        <w:tc>
+          <w:tcPr>
+            <w:tcW w:w="5386" w:type="dxa"/>
+          </w:tcPr>
+          <w:p>
+            <w:pPr>
+              <w:widowControl w:val="0"/>
+              <w:autoSpaceDE w:val="0"/>
+              <w:autoSpaceDN w:val="0"/>
+              <w:adjustRightInd w:val="0"/>
+              <w:spacing w:before="0" w:line="240" w:lineRule="auto"/>
+              <w:rPr>
+                <w:rFonts w:ascii="BRH Malayalam Extra" w:eastAsia="Times New Roman" w:hAnsi="BRH Malayalam Extra" w:cs="BRH Malayalam Extra"/>
+                <w:color w:val="EE0000"/>
+                <w:sz w:val="40"/>
+                <w:szCs w:val="40"/>
+                <w:lang w:val="en-IN" w:eastAsia="en-IN" w:bidi="ml-IN"/>
+              </w:rPr>
+            </w:pPr>
+            <w:r>
+              <w:rPr>
+                <w:rFonts w:ascii="BRH Malayalam Extra" w:eastAsia="Times New Roman" w:hAnsi="BRH Malayalam Extra" w:cs="BRH Malayalam Extra"/>
+                <w:color w:val="EE0000"/>
+                <w:sz w:val="40"/>
+                <w:szCs w:val="40"/>
+                <w:lang w:val="en-IN" w:eastAsia="en-IN" w:bidi="ml-IN"/>
+              </w:rPr>
+              <w:t>G</w:t>
+            </w:r>
+            <w:r>
+              <w:rPr>
+                <w:rFonts w:ascii="BRH Malayalam Extra" w:eastAsia="Times New Roman" w:hAnsi="BRH Malayalam Extra" w:cs="BRH Malayalam Extra"/>
+                <w:color w:val="EE0000"/>
+                <w:sz w:val="32"/>
+                <w:szCs w:val="40"/>
+                <w:lang w:val="en-IN" w:eastAsia="en-IN" w:bidi="ml-IN"/>
+              </w:rPr>
+              <w:t>–</w:t>
+            </w:r>
+            <w:r>
+              <w:rPr>
+                <w:rFonts w:ascii="BRH Malayalam Extra" w:eastAsia="Times New Roman" w:hAnsi="BRH Malayalam Extra" w:cs="BRH Malayalam Extra"/>
+                <w:color w:val="EE0000"/>
+                <w:sz w:val="40"/>
+                <w:szCs w:val="40"/>
+                <w:lang w:val="en-IN" w:eastAsia="en-IN" w:bidi="ml-IN"/>
+              </w:rPr>
+              <w:t>d</w:t>
+            </w:r>
+            <w:r>
+              <w:rPr>
+                <w:rFonts w:ascii="BRH Malayalam Extra" w:eastAsia="Times New Roman" w:hAnsi="BRH Malayalam Extra" w:cs="BRH Malayalam Extra"/>
+                <w:color w:val="EE0000"/>
+                <w:sz w:val="32"/>
+                <w:szCs w:val="40"/>
+                <w:lang w:val="en-IN" w:eastAsia="en-IN" w:bidi="ml-IN"/>
+              </w:rPr>
+              <w:t>–</w:t>
+            </w:r>
+            <w:r>
+              <w:rPr>
+                <w:rFonts w:ascii="BRH Devanagari Extra" w:eastAsia="Times New Roman" w:hAnsi="BRH Devanagari Extra" w:cs="BRH Malayalam Extra"/>
+                <w:color w:val="EE0000"/>
+                <w:sz w:val="36"/>
+                <w:szCs w:val="40"/>
+                <w:lang w:val="en-IN" w:eastAsia="en-IN" w:bidi="ml-IN"/>
+              </w:rPr>
+              <w:t>ò</w:t>
+            </w:r>
+            <w:r>
+              <w:rPr>
+                <w:rFonts w:ascii="BRH Malayalam Extra" w:eastAsia="Times New Roman" w:hAnsi="BRH Malayalam Extra" w:cs="BRH Malayalam Extra"/>
+                <w:color w:val="EE0000"/>
+                <w:sz w:val="32"/>
+                <w:szCs w:val="40"/>
+                <w:lang w:val="en-IN" w:eastAsia="en-IN" w:bidi="ml-IN"/>
+              </w:rPr>
+              <w:t>–</w:t>
+            </w:r>
+            <w:r>
+              <w:rPr>
+                <w:rFonts w:ascii="BRH Malayalam Extra" w:eastAsia="Times New Roman" w:hAnsi="BRH Malayalam Extra" w:cs="BRH Malayalam Extra"/>
+                <w:color w:val="EE0000"/>
+                <w:sz w:val="40"/>
+                <w:szCs w:val="40"/>
+                <w:lang w:val="en-IN" w:eastAsia="en-IN" w:bidi="ml-IN"/>
+              </w:rPr>
+              <w:t xml:space="preserve"> së£</w:t>
+            </w:r>
+            <w:r>
+              <w:rPr>
+                <w:rFonts w:ascii="BRH Malayalam Extra" w:eastAsia="Times New Roman" w:hAnsi="BRH Malayalam Extra" w:cs="BRH Malayalam Extra"/>
+                <w:color w:val="EE0000"/>
+                <w:sz w:val="32"/>
+                <w:szCs w:val="40"/>
+                <w:lang w:val="en-IN" w:eastAsia="en-IN" w:bidi="ml-IN"/>
+              </w:rPr>
+              <w:t>–</w:t>
+            </w:r>
+            <w:r>
+              <w:rPr>
+                <w:rFonts w:ascii="BRH Malayalam Extra" w:eastAsia="Times New Roman" w:hAnsi="BRH Malayalam Extra" w:cs="BRH Malayalam Extra"/>
+                <w:color w:val="EE0000"/>
+                <w:sz w:val="40"/>
+                <w:szCs w:val="40"/>
+                <w:lang w:val="en-IN" w:eastAsia="en-IN" w:bidi="ml-IN"/>
+              </w:rPr>
+              <w:t>Y¡</w:t>
+            </w:r>
+            <w:r>
+              <w:rPr>
+                <w:rFonts w:ascii="BRH Malayalam Extra" w:eastAsia="Times New Roman" w:hAnsi="BRH Malayalam Extra" w:cs="BRH Malayalam Extra"/>
+                <w:color w:val="EE0000"/>
+                <w:sz w:val="32"/>
+                <w:szCs w:val="40"/>
+                <w:lang w:val="en-IN" w:eastAsia="en-IN" w:bidi="ml-IN"/>
+              </w:rPr>
+              <w:t>–</w:t>
+            </w:r>
+            <w:r>
+              <w:rPr>
+                <w:rFonts w:ascii="BRH Malayalam Extra" w:eastAsia="Times New Roman" w:hAnsi="BRH Malayalam Extra" w:cs="BRH Malayalam Extra"/>
+                <w:color w:val="EE0000"/>
+                <w:sz w:val="40"/>
+                <w:szCs w:val="40"/>
+                <w:lang w:val="en-IN" w:eastAsia="en-IN" w:bidi="ml-IN"/>
+              </w:rPr>
+              <w:t>¥Z</w:t>
+            </w:r>
+            <w:r>
+              <w:rPr>
+                <w:rFonts w:ascii="BRH Malayalam Extra" w:eastAsia="Times New Roman" w:hAnsi="BRH Malayalam Extra" w:cs="BRH Malayalam Extra"/>
+                <w:color w:val="EE0000"/>
+                <w:sz w:val="32"/>
+                <w:szCs w:val="40"/>
+                <w:lang w:val="en-IN" w:eastAsia="en-IN" w:bidi="ml-IN"/>
+              </w:rPr>
+              <w:t>–</w:t>
+            </w:r>
+            <w:r>
+              <w:rPr>
+                <w:rFonts w:ascii="BRH Malayalam Extra" w:eastAsia="Times New Roman" w:hAnsi="BRH Malayalam Extra" w:cs="BRH Malayalam Extra"/>
+                <w:color w:val="EE0000"/>
+                <w:sz w:val="40"/>
+                <w:szCs w:val="40"/>
+                <w:lang w:val="en-IN" w:eastAsia="en-IN" w:bidi="ml-IN"/>
+              </w:rPr>
+              <w:t xml:space="preserve"> | </w:t>
+            </w:r>
+          </w:p>
+          <w:p>
+            <w:pPr>
+              <w:widowControl w:val="0"/>
+              <w:autoSpaceDE w:val="0"/>
+              <w:autoSpaceDN w:val="0"/>
+              <w:adjustRightInd w:val="0"/>
+              <w:spacing w:before="0" w:line="240" w:lineRule="auto"/>
+              <w:rPr>
+                <w:rFonts w:ascii="BRH Malayalam Extra" w:eastAsia="Times New Roman" w:hAnsi="BRH Malayalam Extra" w:cs="BRH Malayalam Extra"/>
+                <w:color w:val="EE0000"/>
+                <w:sz w:val="40"/>
+                <w:szCs w:val="40"/>
+                <w:lang w:eastAsia="en-IN" w:bidi="ml-IN"/>
+              </w:rPr>
+            </w:pPr>
+            <w:r>
+              <w:rPr>
+                <w:rFonts w:ascii="BRH Malayalam Extra" w:eastAsia="Times New Roman" w:hAnsi="BRH Malayalam Extra" w:cs="BRH Malayalam Extra"/>
+                <w:color w:val="EE0000"/>
+                <w:sz w:val="40"/>
+                <w:szCs w:val="40"/>
+                <w:lang w:val="en-IN" w:eastAsia="en-IN" w:bidi="ml-IN"/>
+              </w:rPr>
+              <w:t>së£</w:t>
+            </w:r>
+            <w:r>
+              <w:rPr>
+                <w:rFonts w:ascii="BRH Malayalam Extra" w:eastAsia="Times New Roman" w:hAnsi="BRH Malayalam Extra" w:cs="BRH Malayalam Extra"/>
+                <w:color w:val="EE0000"/>
+                <w:sz w:val="32"/>
+                <w:szCs w:val="40"/>
+                <w:lang w:val="en-IN" w:eastAsia="en-IN" w:bidi="ml-IN"/>
+              </w:rPr>
+              <w:t>–</w:t>
+            </w:r>
+            <w:r>
+              <w:rPr>
+                <w:rFonts w:ascii="BRH Malayalam Extra" w:eastAsia="Times New Roman" w:hAnsi="BRH Malayalam Extra" w:cs="BRH Malayalam Extra"/>
+                <w:color w:val="EE0000"/>
+                <w:sz w:val="40"/>
+                <w:szCs w:val="40"/>
+                <w:lang w:val="en-IN" w:eastAsia="en-IN" w:bidi="ml-IN"/>
+              </w:rPr>
+              <w:t>Y¡</w:t>
+            </w:r>
+            <w:r>
+              <w:rPr>
+                <w:rFonts w:ascii="BRH Malayalam Extra" w:eastAsia="Times New Roman" w:hAnsi="BRH Malayalam Extra" w:cs="BRH Malayalam Extra"/>
+                <w:color w:val="EE0000"/>
+                <w:sz w:val="32"/>
+                <w:szCs w:val="40"/>
+                <w:lang w:val="en-IN" w:eastAsia="en-IN" w:bidi="ml-IN"/>
+              </w:rPr>
+              <w:t>–</w:t>
+            </w:r>
+            <w:r>
+              <w:rPr>
+                <w:rFonts w:ascii="BRH Malayalam Extra" w:eastAsia="Times New Roman" w:hAnsi="BRH Malayalam Extra" w:cs="BRH Malayalam Extra"/>
+                <w:color w:val="EE0000"/>
+                <w:sz w:val="40"/>
+                <w:szCs w:val="40"/>
+                <w:lang w:val="en-IN" w:eastAsia="en-IN" w:bidi="ml-IN"/>
+              </w:rPr>
+              <w:t>Z</w:t>
+            </w:r>
+            <w:r>
+              <w:rPr>
+                <w:rFonts w:ascii="BRH Malayalam Extra" w:eastAsia="Times New Roman" w:hAnsi="BRH Malayalam Extra" w:cs="BRH Malayalam Extra"/>
+                <w:color w:val="EE0000"/>
+                <w:sz w:val="32"/>
+                <w:szCs w:val="40"/>
+                <w:lang w:val="en-IN" w:eastAsia="en-IN" w:bidi="ml-IN"/>
+              </w:rPr>
+              <w:t>–</w:t>
+            </w:r>
+            <w:r>
+              <w:rPr>
+                <w:rFonts w:ascii="BRH Malayalam Extra" w:eastAsia="Times New Roman" w:hAnsi="BRH Malayalam Extra" w:cs="BRH Malayalam Extra"/>
+                <w:color w:val="EE0000"/>
+                <w:sz w:val="40"/>
+                <w:szCs w:val="40"/>
+                <w:lang w:val="en-IN" w:eastAsia="en-IN" w:bidi="ml-IN"/>
+              </w:rPr>
+              <w:t xml:space="preserve"> CZy— së</w:t>
+            </w:r>
+            <w:r>
+              <w:rPr>
+                <w:rFonts w:ascii="BRH Malayalam Extra" w:eastAsia="Times New Roman" w:hAnsi="BRH Malayalam Extra" w:cs="BRH Malayalam Extra"/>
+                <w:color w:val="EE0000"/>
+                <w:sz w:val="40"/>
+                <w:szCs w:val="40"/>
+                <w:highlight w:val="green"/>
+                <w:lang w:val="en-IN" w:eastAsia="en-IN" w:bidi="ml-IN"/>
+              </w:rPr>
+              <w:t>£</w:t>
+            </w:r>
+            <w:r>
+              <w:rPr>
+                <w:rFonts w:ascii="BRH Malayalam Extra" w:eastAsia="Times New Roman" w:hAnsi="BRH Malayalam Extra" w:cs="BRH Malayalam Extra"/>
+                <w:color w:val="EE0000"/>
+                <w:sz w:val="40"/>
+                <w:szCs w:val="40"/>
+                <w:lang w:val="en-IN" w:eastAsia="en-IN" w:bidi="ml-IN"/>
+              </w:rPr>
+              <w:t>Y¡¥Z ||</w:t>
+            </w:r>
+          </w:p>
+        </w:tc>
+      </w:tr>
+      <w:tr>
+        <w:trPr>
           <w:trHeight w:val="1550"/>
         </w:trPr>
         <w:tc>
@@ -2218,7 +2881,6 @@
                 <w:sz w:val="28"/>
                 <w:szCs w:val="28"/>
               </w:rPr>
-              <w:lastRenderedPageBreak/>
               <w:t>T.S.5.1.</w:t>
             </w:r>
             <w:r>
@@ -2417,16 +3079,15 @@
                 <w:color w:val="000000"/>
                 <w:sz w:val="40"/>
                 <w:szCs w:val="40"/>
-                <w:lang w:val="it-IT"/>
-              </w:rPr>
-            </w:pPr>
-            <w:r>
-              <w:rPr>
-                <w:rFonts w:ascii="BRH Malayalam Extra" w:eastAsia="Times New Roman" w:hAnsi="BRH Malayalam Extra" w:cs="BRH Malayalam Extra"/>
-                <w:color w:val="000000"/>
-                <w:sz w:val="40"/>
-                <w:szCs w:val="40"/>
-                <w:lang w:val="it-IT" w:eastAsia="en-IN" w:bidi="ml-IN"/>
+              </w:rPr>
+            </w:pPr>
+            <w:r>
+              <w:rPr>
+                <w:rFonts w:ascii="BRH Malayalam Extra" w:eastAsia="Times New Roman" w:hAnsi="BRH Malayalam Extra" w:cs="BRH Malayalam Extra"/>
+                <w:color w:val="000000"/>
+                <w:sz w:val="40"/>
+                <w:szCs w:val="40"/>
+                <w:lang w:eastAsia="en-IN" w:bidi="ml-IN"/>
               </w:rPr>
               <w:t>A</w:t>
             </w:r>
@@ -2437,7 +3098,7 @@
                 <w:sz w:val="32"/>
                 <w:szCs w:val="40"/>
                 <w:highlight w:val="yellow"/>
-                <w:lang w:val="it-IT" w:eastAsia="en-IN" w:bidi="ml-IN"/>
+                <w:lang w:eastAsia="en-IN" w:bidi="ml-IN"/>
               </w:rPr>
               <w:t>–</w:t>
             </w:r>
@@ -2448,7 +3109,7 @@
                 <w:sz w:val="40"/>
                 <w:szCs w:val="40"/>
                 <w:highlight w:val="yellow"/>
-                <w:lang w:val="it-IT" w:eastAsia="en-IN" w:bidi="ml-IN"/>
+                <w:lang w:eastAsia="en-IN" w:bidi="ml-IN"/>
               </w:rPr>
               <w:t>dû</w:t>
             </w:r>
@@ -2458,29 +3119,19 @@
                 <w:color w:val="000000"/>
                 <w:sz w:val="32"/>
                 <w:szCs w:val="40"/>
-                <w:lang w:val="it-IT" w:eastAsia="en-IN" w:bidi="ml-IN"/>
-              </w:rPr>
-              <w:t>–</w:t>
-            </w:r>
-            <w:r>
-              <w:rPr>
-                <w:rFonts w:ascii="BRH Malayalam Extra" w:eastAsia="Times New Roman" w:hAnsi="BRH Malayalam Extra" w:cs="BRH Malayalam Extra"/>
-                <w:color w:val="000000"/>
-                <w:sz w:val="40"/>
-                <w:szCs w:val="40"/>
-                <w:lang w:val="it-IT" w:eastAsia="en-IN" w:bidi="ml-IN"/>
-              </w:rPr>
-              <w:t>¤¤</w:t>
-            </w:r>
-            <w:r>
-              <w:rPr>
-                <w:rFonts w:ascii="BRH Malayalam Extra" w:eastAsia="Times New Roman" w:hAnsi="BRH Malayalam Extra" w:cs="BRH Malayalam Extra"/>
-                <w:color w:val="000000"/>
-                <w:sz w:val="40"/>
-                <w:szCs w:val="40"/>
-                <w:lang w:val="it-IT" w:eastAsia="en-IN" w:bidi="ml-IN"/>
-              </w:rPr>
-              <w:t>dõª i—öÇj¥Z |</w:t>
+                <w:lang w:eastAsia="en-IN" w:bidi="ml-IN"/>
+              </w:rPr>
+              <w:t>–</w:t>
+            </w:r>
+            <w:r>
+              <w:rPr>
+                <w:rFonts w:ascii="BRH Malayalam Extra" w:eastAsia="Times New Roman" w:hAnsi="BRH Malayalam Extra" w:cs="BRH Malayalam Extra"/>
+                <w:color w:val="000000"/>
+                <w:sz w:val="40"/>
+                <w:szCs w:val="40"/>
+                <w:lang w:eastAsia="en-IN" w:bidi="ml-IN"/>
+              </w:rPr>
+              <w:t>¤¤dõª i—öÇj¥Z |</w:t>
             </w:r>
           </w:p>
         </w:tc>
@@ -4099,6 +4750,7 @@
                 <w:sz w:val="28"/>
                 <w:szCs w:val="32"/>
               </w:rPr>
+              <w:lastRenderedPageBreak/>
               <w:t>T.S.</w:t>
             </w:r>
             <w:r>
@@ -4398,7 +5050,6 @@
           <w:szCs w:val="32"/>
           <w:u w:val="single"/>
         </w:rPr>
-        <w:lastRenderedPageBreak/>
         <w:t xml:space="preserve">TS Krama Paatam – TS </w:t>
       </w:r>
       <w:r>
@@ -6258,6 +6909,7 @@
                 <w:sz w:val="28"/>
                 <w:szCs w:val="32"/>
               </w:rPr>
+              <w:lastRenderedPageBreak/>
               <w:t>T.S.5.1.5.9 – Kramam</w:t>
             </w:r>
           </w:p>
@@ -6916,7 +7568,6 @@
                 <w:highlight w:val="yellow"/>
                 <w:lang w:val="it-IT" w:eastAsia="en-IN" w:bidi="ml-IN"/>
               </w:rPr>
-              <w:lastRenderedPageBreak/>
               <w:t>A</w:t>
             </w:r>
             <w:r>
@@ -7118,7 +7769,6 @@
                 <w:szCs w:val="40"/>
                 <w:lang w:val="it-IT" w:eastAsia="en-IN" w:bidi="ml-IN"/>
               </w:rPr>
-              <w:lastRenderedPageBreak/>
               <w:t>A</w:t>
             </w:r>
             <w:r>
@@ -7286,7 +7936,6 @@
                 <w:highlight w:val="green"/>
                 <w:lang w:val="it-IT" w:eastAsia="en-IN" w:bidi="ml-IN"/>
               </w:rPr>
-              <w:lastRenderedPageBreak/>
               <w:t>A</w:t>
             </w:r>
             <w:r>
@@ -7505,7 +8154,6 @@
                 <w:sz w:val="28"/>
                 <w:szCs w:val="32"/>
               </w:rPr>
-              <w:lastRenderedPageBreak/>
               <w:t>T.S.5.1.7.4 – Kramam</w:t>
             </w:r>
           </w:p>
@@ -9115,6 +9763,7 @@
                 <w:sz w:val="28"/>
                 <w:szCs w:val="32"/>
               </w:rPr>
+              <w:lastRenderedPageBreak/>
               <w:t>T.S.5.1.9.5 – Kramam</w:t>
             </w:r>
           </w:p>
@@ -9745,7 +10394,6 @@
                 <w:sz w:val="28"/>
                 <w:szCs w:val="32"/>
               </w:rPr>
-              <w:lastRenderedPageBreak/>
               <w:t>T.S.</w:t>
             </w:r>
             <w:r>
@@ -10116,7 +10764,16 @@
           <w:bCs/>
           <w:sz w:val="32"/>
         </w:rPr>
-        <w:t>replaced with</w:t>
+        <w:t xml:space="preserve">replaced </w:t>
+      </w:r>
+      <w:proofErr w:type="gramStart"/>
+      <w:r>
+        <w:rPr>
+          <w:b/>
+          <w:bCs/>
+          <w:sz w:val="32"/>
+        </w:rPr>
+        <w:t>with</w:t>
       </w:r>
       <w:r>
         <w:rPr>
@@ -10138,6 +10795,7 @@
         </w:rPr>
         <w:t>"</w:t>
       </w:r>
+      <w:proofErr w:type="gramEnd"/>
       <w:r>
         <w:rPr>
           <w:rFonts w:ascii="BRH Malayalam" w:hAnsi="BRH Malayalam" w:cs="BRH Malayalam"/>
@@ -10149,6 +10807,7 @@
         </w:rPr>
         <w:t>q§T</w:t>
       </w:r>
+      <w:proofErr w:type="gramStart"/>
       <w:r>
         <w:rPr>
           <w:rFonts w:ascii="BRH Malayalam" w:hAnsi="BRH Malayalam" w:cs="BRH Malayalam"/>
@@ -10165,7 +10824,16 @@
           <w:bCs/>
           <w:sz w:val="32"/>
         </w:rPr>
-        <w:t>wherever applicable</w:t>
+        <w:t>wherever</w:t>
+      </w:r>
+      <w:proofErr w:type="gramEnd"/>
+      <w:r>
+        <w:rPr>
+          <w:b/>
+          <w:bCs/>
+          <w:sz w:val="32"/>
+        </w:rPr>
+        <w:t xml:space="preserve"> applicable</w:t>
       </w:r>
     </w:p>
     <w:p>

--- a/TS-Kramam/TS-5.1/TS 5.1 Malayalam Krama Paatam Corrections.docx
+++ b/TS-Kramam/TS-5.1/TS 5.1 Malayalam Krama Paatam Corrections.docx
@@ -2219,27 +2219,7 @@
                 <w:szCs w:val="28"/>
               </w:rPr>
               <w:lastRenderedPageBreak/>
-              <w:t>T.S.5.1.2.</w:t>
-            </w:r>
-            <w:r>
-              <w:rPr>
-                <w:rFonts w:cs="Arial"/>
-                <w:b/>
-                <w:color w:val="EE0000"/>
-                <w:sz w:val="28"/>
-                <w:szCs w:val="28"/>
-              </w:rPr>
-              <w:t>6</w:t>
-            </w:r>
-            <w:r>
-              <w:rPr>
-                <w:rFonts w:cs="Arial"/>
-                <w:b/>
-                <w:color w:val="EE0000"/>
-                <w:sz w:val="28"/>
-                <w:szCs w:val="28"/>
-              </w:rPr>
-              <w:t xml:space="preserve"> – Kramam</w:t>
+              <w:t>T.S.5.1.2.6 – Kramam</w:t>
             </w:r>
           </w:p>
           <w:p>
@@ -2259,7 +2239,7 @@
                 <w:color w:val="EE0000"/>
                 <w:sz w:val="28"/>
                 <w:szCs w:val="28"/>
-                <w:lang w:val="it-IT" w:bidi="ta-IN"/>
+                <w:lang w:val="en-IN" w:bidi="ta-IN"/>
               </w:rPr>
             </w:pPr>
             <w:r>
@@ -2269,20 +2249,9 @@
                 <w:color w:val="EE0000"/>
                 <w:sz w:val="28"/>
                 <w:szCs w:val="28"/>
-                <w:lang w:val="it-IT"/>
-              </w:rPr>
-              <w:t xml:space="preserve">Krama Vaakyam No.– </w:t>
-            </w:r>
-            <w:r>
-              <w:rPr>
-                <w:rFonts w:cs="Arial"/>
-                <w:b/>
-                <w:color w:val="EE0000"/>
-                <w:sz w:val="28"/>
-                <w:szCs w:val="28"/>
-                <w:lang w:val="it-IT"/>
-              </w:rPr>
-              <w:t>82</w:t>
+                <w:lang w:val="en-IN"/>
+              </w:rPr>
+              <w:t>Krama Vaakyam No.– 82</w:t>
             </w:r>
           </w:p>
           <w:p>
@@ -2314,18 +2283,7 @@
                 <w:szCs w:val="28"/>
                 <w:lang w:val="it-IT"/>
               </w:rPr>
-              <w:t xml:space="preserve">Panchaati No. - </w:t>
-            </w:r>
-            <w:r>
-              <w:rPr>
-                <w:rFonts w:cs="Arial"/>
-                <w:b/>
-                <w:color w:val="EE0000"/>
-                <w:sz w:val="28"/>
-                <w:szCs w:val="28"/>
-                <w:lang w:val="it-IT"/>
-              </w:rPr>
-              <w:t>10</w:t>
+              <w:t>Panchaati No. - 10</w:t>
             </w:r>
           </w:p>
         </w:tc>
@@ -2345,7 +2303,7 @@
                 <w:color w:val="EE0000"/>
                 <w:sz w:val="40"/>
                 <w:szCs w:val="40"/>
-                <w:lang w:val="en-IN" w:eastAsia="en-IN" w:bidi="ml-IN"/>
+                <w:lang w:val="it-IT" w:eastAsia="en-IN" w:bidi="ml-IN"/>
               </w:rPr>
             </w:pPr>
             <w:r>
@@ -2354,7 +2312,7 @@
                 <w:color w:val="EE0000"/>
                 <w:sz w:val="40"/>
                 <w:szCs w:val="40"/>
-                <w:lang w:val="en-IN" w:eastAsia="en-IN" w:bidi="ml-IN"/>
+                <w:lang w:val="it-IT" w:eastAsia="en-IN" w:bidi="ml-IN"/>
               </w:rPr>
               <w:t>G</w:t>
             </w:r>
@@ -2364,7 +2322,7 @@
                 <w:color w:val="EE0000"/>
                 <w:sz w:val="32"/>
                 <w:szCs w:val="40"/>
-                <w:lang w:val="en-IN" w:eastAsia="en-IN" w:bidi="ml-IN"/>
+                <w:lang w:val="it-IT" w:eastAsia="en-IN" w:bidi="ml-IN"/>
               </w:rPr>
               <w:t>–</w:t>
             </w:r>
@@ -2374,7 +2332,7 @@
                 <w:color w:val="EE0000"/>
                 <w:sz w:val="40"/>
                 <w:szCs w:val="40"/>
-                <w:lang w:val="en-IN" w:eastAsia="en-IN" w:bidi="ml-IN"/>
+                <w:lang w:val="it-IT" w:eastAsia="en-IN" w:bidi="ml-IN"/>
               </w:rPr>
               <w:t>d</w:t>
             </w:r>
@@ -2384,7 +2342,7 @@
                 <w:color w:val="EE0000"/>
                 <w:sz w:val="32"/>
                 <w:szCs w:val="40"/>
-                <w:lang w:val="en-IN" w:eastAsia="en-IN" w:bidi="ml-IN"/>
+                <w:lang w:val="it-IT" w:eastAsia="en-IN" w:bidi="ml-IN"/>
               </w:rPr>
               <w:t>–</w:t>
             </w:r>
@@ -2394,7 +2352,7 @@
                 <w:color w:val="EE0000"/>
                 <w:sz w:val="36"/>
                 <w:szCs w:val="40"/>
-                <w:lang w:val="en-IN" w:eastAsia="en-IN" w:bidi="ml-IN"/>
+                <w:lang w:val="it-IT" w:eastAsia="en-IN" w:bidi="ml-IN"/>
               </w:rPr>
               <w:t>ò</w:t>
             </w:r>
@@ -2404,7 +2362,7 @@
                 <w:color w:val="EE0000"/>
                 <w:sz w:val="32"/>
                 <w:szCs w:val="40"/>
-                <w:lang w:val="en-IN" w:eastAsia="en-IN" w:bidi="ml-IN"/>
+                <w:lang w:val="it-IT" w:eastAsia="en-IN" w:bidi="ml-IN"/>
               </w:rPr>
               <w:t>–</w:t>
             </w:r>
@@ -2414,7 +2372,7 @@
                 <w:color w:val="EE0000"/>
                 <w:sz w:val="40"/>
                 <w:szCs w:val="40"/>
-                <w:lang w:val="en-IN" w:eastAsia="en-IN" w:bidi="ml-IN"/>
+                <w:lang w:val="it-IT" w:eastAsia="en-IN" w:bidi="ml-IN"/>
               </w:rPr>
               <w:t xml:space="preserve"> së£</w:t>
             </w:r>
@@ -2424,7 +2382,7 @@
                 <w:color w:val="EE0000"/>
                 <w:sz w:val="32"/>
                 <w:szCs w:val="40"/>
-                <w:lang w:val="en-IN" w:eastAsia="en-IN" w:bidi="ml-IN"/>
+                <w:lang w:val="it-IT" w:eastAsia="en-IN" w:bidi="ml-IN"/>
               </w:rPr>
               <w:t>–</w:t>
             </w:r>
@@ -2434,7 +2392,7 @@
                 <w:color w:val="EE0000"/>
                 <w:sz w:val="40"/>
                 <w:szCs w:val="40"/>
-                <w:lang w:val="en-IN" w:eastAsia="en-IN" w:bidi="ml-IN"/>
+                <w:lang w:val="it-IT" w:eastAsia="en-IN" w:bidi="ml-IN"/>
               </w:rPr>
               <w:t>Y¡</w:t>
             </w:r>
@@ -2444,7 +2402,7 @@
                 <w:color w:val="EE0000"/>
                 <w:sz w:val="32"/>
                 <w:szCs w:val="40"/>
-                <w:lang w:val="en-IN" w:eastAsia="en-IN" w:bidi="ml-IN"/>
+                <w:lang w:val="it-IT" w:eastAsia="en-IN" w:bidi="ml-IN"/>
               </w:rPr>
               <w:t>–</w:t>
             </w:r>
@@ -2454,7 +2412,7 @@
                 <w:color w:val="EE0000"/>
                 <w:sz w:val="40"/>
                 <w:szCs w:val="40"/>
-                <w:lang w:val="en-IN" w:eastAsia="en-IN" w:bidi="ml-IN"/>
+                <w:lang w:val="it-IT" w:eastAsia="en-IN" w:bidi="ml-IN"/>
               </w:rPr>
               <w:t>¥Z</w:t>
             </w:r>
@@ -2464,7 +2422,7 @@
                 <w:color w:val="EE0000"/>
                 <w:sz w:val="32"/>
                 <w:szCs w:val="40"/>
-                <w:lang w:val="en-IN" w:eastAsia="en-IN" w:bidi="ml-IN"/>
+                <w:lang w:val="it-IT" w:eastAsia="en-IN" w:bidi="ml-IN"/>
               </w:rPr>
               <w:t>–</w:t>
             </w:r>
@@ -2474,7 +2432,7 @@
                 <w:color w:val="EE0000"/>
                 <w:sz w:val="40"/>
                 <w:szCs w:val="40"/>
-                <w:lang w:val="en-IN" w:eastAsia="en-IN" w:bidi="ml-IN"/>
+                <w:lang w:val="it-IT" w:eastAsia="en-IN" w:bidi="ml-IN"/>
               </w:rPr>
               <w:t xml:space="preserve"> | </w:t>
             </w:r>
@@ -2491,7 +2449,7 @@
                 <w:color w:val="EE0000"/>
                 <w:sz w:val="40"/>
                 <w:szCs w:val="40"/>
-                <w:lang w:eastAsia="en-IN" w:bidi="ml-IN"/>
+                <w:lang w:val="it-IT" w:eastAsia="en-IN" w:bidi="ml-IN"/>
               </w:rPr>
             </w:pPr>
             <w:r>
@@ -2500,7 +2458,7 @@
                 <w:color w:val="EE0000"/>
                 <w:sz w:val="40"/>
                 <w:szCs w:val="40"/>
-                <w:lang w:val="en-IN" w:eastAsia="en-IN" w:bidi="ml-IN"/>
+                <w:lang w:val="it-IT" w:eastAsia="en-IN" w:bidi="ml-IN"/>
               </w:rPr>
               <w:t>së£</w:t>
             </w:r>
@@ -2510,7 +2468,7 @@
                 <w:color w:val="EE0000"/>
                 <w:sz w:val="32"/>
                 <w:szCs w:val="40"/>
-                <w:lang w:val="en-IN" w:eastAsia="en-IN" w:bidi="ml-IN"/>
+                <w:lang w:val="it-IT" w:eastAsia="en-IN" w:bidi="ml-IN"/>
               </w:rPr>
               <w:t>–</w:t>
             </w:r>
@@ -2520,7 +2478,7 @@
                 <w:color w:val="EE0000"/>
                 <w:sz w:val="40"/>
                 <w:szCs w:val="40"/>
-                <w:lang w:val="en-IN" w:eastAsia="en-IN" w:bidi="ml-IN"/>
+                <w:lang w:val="it-IT" w:eastAsia="en-IN" w:bidi="ml-IN"/>
               </w:rPr>
               <w:t>Y¡</w:t>
             </w:r>
@@ -2530,7 +2488,7 @@
                 <w:color w:val="EE0000"/>
                 <w:sz w:val="32"/>
                 <w:szCs w:val="40"/>
-                <w:lang w:val="en-IN" w:eastAsia="en-IN" w:bidi="ml-IN"/>
+                <w:lang w:val="it-IT" w:eastAsia="en-IN" w:bidi="ml-IN"/>
               </w:rPr>
               <w:t>–</w:t>
             </w:r>
@@ -2540,7 +2498,7 @@
                 <w:color w:val="EE0000"/>
                 <w:sz w:val="40"/>
                 <w:szCs w:val="40"/>
-                <w:lang w:val="en-IN" w:eastAsia="en-IN" w:bidi="ml-IN"/>
+                <w:lang w:val="it-IT" w:eastAsia="en-IN" w:bidi="ml-IN"/>
               </w:rPr>
               <w:t>Z</w:t>
             </w:r>
@@ -2550,7 +2508,7 @@
                 <w:color w:val="EE0000"/>
                 <w:sz w:val="32"/>
                 <w:szCs w:val="40"/>
-                <w:lang w:val="en-IN" w:eastAsia="en-IN" w:bidi="ml-IN"/>
+                <w:lang w:val="it-IT" w:eastAsia="en-IN" w:bidi="ml-IN"/>
               </w:rPr>
               <w:t>–</w:t>
             </w:r>
@@ -2560,7 +2518,7 @@
                 <w:color w:val="EE0000"/>
                 <w:sz w:val="40"/>
                 <w:szCs w:val="40"/>
-                <w:lang w:val="en-IN" w:eastAsia="en-IN" w:bidi="ml-IN"/>
+                <w:lang w:val="it-IT" w:eastAsia="en-IN" w:bidi="ml-IN"/>
               </w:rPr>
               <w:t xml:space="preserve"> CZy— </w:t>
             </w:r>
@@ -2571,7 +2529,7 @@
                 <w:sz w:val="40"/>
                 <w:szCs w:val="40"/>
                 <w:highlight w:val="yellow"/>
-                <w:lang w:val="en-IN" w:eastAsia="en-IN" w:bidi="ml-IN"/>
+                <w:lang w:val="it-IT" w:eastAsia="en-IN" w:bidi="ml-IN"/>
               </w:rPr>
               <w:t>s</w:t>
             </w:r>
@@ -2581,7 +2539,7 @@
                 <w:color w:val="EE0000"/>
                 <w:sz w:val="40"/>
                 <w:szCs w:val="40"/>
-                <w:lang w:val="en-IN" w:eastAsia="en-IN" w:bidi="ml-IN"/>
+                <w:lang w:val="it-IT" w:eastAsia="en-IN" w:bidi="ml-IN"/>
               </w:rPr>
               <w:t>ëY¡¥Z ||</w:t>
             </w:r>
@@ -2603,7 +2561,7 @@
                 <w:color w:val="EE0000"/>
                 <w:sz w:val="40"/>
                 <w:szCs w:val="40"/>
-                <w:lang w:val="en-IN" w:eastAsia="en-IN" w:bidi="ml-IN"/>
+                <w:lang w:val="it-IT" w:eastAsia="en-IN" w:bidi="ml-IN"/>
               </w:rPr>
             </w:pPr>
             <w:r>
@@ -2612,7 +2570,7 @@
                 <w:color w:val="EE0000"/>
                 <w:sz w:val="40"/>
                 <w:szCs w:val="40"/>
-                <w:lang w:val="en-IN" w:eastAsia="en-IN" w:bidi="ml-IN"/>
+                <w:lang w:val="it-IT" w:eastAsia="en-IN" w:bidi="ml-IN"/>
               </w:rPr>
               <w:t>G</w:t>
             </w:r>
@@ -2622,7 +2580,7 @@
                 <w:color w:val="EE0000"/>
                 <w:sz w:val="32"/>
                 <w:szCs w:val="40"/>
-                <w:lang w:val="en-IN" w:eastAsia="en-IN" w:bidi="ml-IN"/>
+                <w:lang w:val="it-IT" w:eastAsia="en-IN" w:bidi="ml-IN"/>
               </w:rPr>
               <w:t>–</w:t>
             </w:r>
@@ -2632,7 +2590,7 @@
                 <w:color w:val="EE0000"/>
                 <w:sz w:val="40"/>
                 <w:szCs w:val="40"/>
-                <w:lang w:val="en-IN" w:eastAsia="en-IN" w:bidi="ml-IN"/>
+                <w:lang w:val="it-IT" w:eastAsia="en-IN" w:bidi="ml-IN"/>
               </w:rPr>
               <w:t>d</w:t>
             </w:r>
@@ -2642,7 +2600,7 @@
                 <w:color w:val="EE0000"/>
                 <w:sz w:val="32"/>
                 <w:szCs w:val="40"/>
-                <w:lang w:val="en-IN" w:eastAsia="en-IN" w:bidi="ml-IN"/>
+                <w:lang w:val="it-IT" w:eastAsia="en-IN" w:bidi="ml-IN"/>
               </w:rPr>
               <w:t>–</w:t>
             </w:r>
@@ -2652,7 +2610,7 @@
                 <w:color w:val="EE0000"/>
                 <w:sz w:val="36"/>
                 <w:szCs w:val="40"/>
-                <w:lang w:val="en-IN" w:eastAsia="en-IN" w:bidi="ml-IN"/>
+                <w:lang w:val="it-IT" w:eastAsia="en-IN" w:bidi="ml-IN"/>
               </w:rPr>
               <w:t>ò</w:t>
             </w:r>
@@ -2662,7 +2620,7 @@
                 <w:color w:val="EE0000"/>
                 <w:sz w:val="32"/>
                 <w:szCs w:val="40"/>
-                <w:lang w:val="en-IN" w:eastAsia="en-IN" w:bidi="ml-IN"/>
+                <w:lang w:val="it-IT" w:eastAsia="en-IN" w:bidi="ml-IN"/>
               </w:rPr>
               <w:t>–</w:t>
             </w:r>
@@ -2672,7 +2630,7 @@
                 <w:color w:val="EE0000"/>
                 <w:sz w:val="40"/>
                 <w:szCs w:val="40"/>
-                <w:lang w:val="en-IN" w:eastAsia="en-IN" w:bidi="ml-IN"/>
+                <w:lang w:val="it-IT" w:eastAsia="en-IN" w:bidi="ml-IN"/>
               </w:rPr>
               <w:t xml:space="preserve"> së£</w:t>
             </w:r>
@@ -2682,7 +2640,7 @@
                 <w:color w:val="EE0000"/>
                 <w:sz w:val="32"/>
                 <w:szCs w:val="40"/>
-                <w:lang w:val="en-IN" w:eastAsia="en-IN" w:bidi="ml-IN"/>
+                <w:lang w:val="it-IT" w:eastAsia="en-IN" w:bidi="ml-IN"/>
               </w:rPr>
               <w:t>–</w:t>
             </w:r>
@@ -2692,7 +2650,7 @@
                 <w:color w:val="EE0000"/>
                 <w:sz w:val="40"/>
                 <w:szCs w:val="40"/>
-                <w:lang w:val="en-IN" w:eastAsia="en-IN" w:bidi="ml-IN"/>
+                <w:lang w:val="it-IT" w:eastAsia="en-IN" w:bidi="ml-IN"/>
               </w:rPr>
               <w:t>Y¡</w:t>
             </w:r>
@@ -2702,7 +2660,7 @@
                 <w:color w:val="EE0000"/>
                 <w:sz w:val="32"/>
                 <w:szCs w:val="40"/>
-                <w:lang w:val="en-IN" w:eastAsia="en-IN" w:bidi="ml-IN"/>
+                <w:lang w:val="it-IT" w:eastAsia="en-IN" w:bidi="ml-IN"/>
               </w:rPr>
               <w:t>–</w:t>
             </w:r>
@@ -2712,7 +2670,7 @@
                 <w:color w:val="EE0000"/>
                 <w:sz w:val="40"/>
                 <w:szCs w:val="40"/>
-                <w:lang w:val="en-IN" w:eastAsia="en-IN" w:bidi="ml-IN"/>
+                <w:lang w:val="it-IT" w:eastAsia="en-IN" w:bidi="ml-IN"/>
               </w:rPr>
               <w:t>¥Z</w:t>
             </w:r>
@@ -2722,7 +2680,7 @@
                 <w:color w:val="EE0000"/>
                 <w:sz w:val="32"/>
                 <w:szCs w:val="40"/>
-                <w:lang w:val="en-IN" w:eastAsia="en-IN" w:bidi="ml-IN"/>
+                <w:lang w:val="it-IT" w:eastAsia="en-IN" w:bidi="ml-IN"/>
               </w:rPr>
               <w:t>–</w:t>
             </w:r>
@@ -2732,7 +2690,7 @@
                 <w:color w:val="EE0000"/>
                 <w:sz w:val="40"/>
                 <w:szCs w:val="40"/>
-                <w:lang w:val="en-IN" w:eastAsia="en-IN" w:bidi="ml-IN"/>
+                <w:lang w:val="it-IT" w:eastAsia="en-IN" w:bidi="ml-IN"/>
               </w:rPr>
               <w:t xml:space="preserve"> | </w:t>
             </w:r>
@@ -2749,7 +2707,7 @@
                 <w:color w:val="EE0000"/>
                 <w:sz w:val="40"/>
                 <w:szCs w:val="40"/>
-                <w:lang w:eastAsia="en-IN" w:bidi="ml-IN"/>
+                <w:lang w:val="it-IT" w:eastAsia="en-IN" w:bidi="ml-IN"/>
               </w:rPr>
             </w:pPr>
             <w:r>
@@ -2758,7 +2716,7 @@
                 <w:color w:val="EE0000"/>
                 <w:sz w:val="40"/>
                 <w:szCs w:val="40"/>
-                <w:lang w:val="en-IN" w:eastAsia="en-IN" w:bidi="ml-IN"/>
+                <w:lang w:val="it-IT" w:eastAsia="en-IN" w:bidi="ml-IN"/>
               </w:rPr>
               <w:t>së£</w:t>
             </w:r>
@@ -2768,7 +2726,7 @@
                 <w:color w:val="EE0000"/>
                 <w:sz w:val="32"/>
                 <w:szCs w:val="40"/>
-                <w:lang w:val="en-IN" w:eastAsia="en-IN" w:bidi="ml-IN"/>
+                <w:lang w:val="it-IT" w:eastAsia="en-IN" w:bidi="ml-IN"/>
               </w:rPr>
               <w:t>–</w:t>
             </w:r>
@@ -2778,7 +2736,7 @@
                 <w:color w:val="EE0000"/>
                 <w:sz w:val="40"/>
                 <w:szCs w:val="40"/>
-                <w:lang w:val="en-IN" w:eastAsia="en-IN" w:bidi="ml-IN"/>
+                <w:lang w:val="it-IT" w:eastAsia="en-IN" w:bidi="ml-IN"/>
               </w:rPr>
               <w:t>Y¡</w:t>
             </w:r>
@@ -2788,7 +2746,7 @@
                 <w:color w:val="EE0000"/>
                 <w:sz w:val="32"/>
                 <w:szCs w:val="40"/>
-                <w:lang w:val="en-IN" w:eastAsia="en-IN" w:bidi="ml-IN"/>
+                <w:lang w:val="it-IT" w:eastAsia="en-IN" w:bidi="ml-IN"/>
               </w:rPr>
               <w:t>–</w:t>
             </w:r>
@@ -2798,7 +2756,7 @@
                 <w:color w:val="EE0000"/>
                 <w:sz w:val="40"/>
                 <w:szCs w:val="40"/>
-                <w:lang w:val="en-IN" w:eastAsia="en-IN" w:bidi="ml-IN"/>
+                <w:lang w:val="it-IT" w:eastAsia="en-IN" w:bidi="ml-IN"/>
               </w:rPr>
               <w:t>Z</w:t>
             </w:r>
@@ -2808,7 +2766,7 @@
                 <w:color w:val="EE0000"/>
                 <w:sz w:val="32"/>
                 <w:szCs w:val="40"/>
-                <w:lang w:val="en-IN" w:eastAsia="en-IN" w:bidi="ml-IN"/>
+                <w:lang w:val="it-IT" w:eastAsia="en-IN" w:bidi="ml-IN"/>
               </w:rPr>
               <w:t>–</w:t>
             </w:r>
@@ -2818,7 +2776,7 @@
                 <w:color w:val="EE0000"/>
                 <w:sz w:val="40"/>
                 <w:szCs w:val="40"/>
-                <w:lang w:val="en-IN" w:eastAsia="en-IN" w:bidi="ml-IN"/>
+                <w:lang w:val="it-IT" w:eastAsia="en-IN" w:bidi="ml-IN"/>
               </w:rPr>
               <w:t xml:space="preserve"> CZy— së</w:t>
             </w:r>
@@ -2829,7 +2787,7 @@
                 <w:sz w:val="40"/>
                 <w:szCs w:val="40"/>
                 <w:highlight w:val="green"/>
-                <w:lang w:val="en-IN" w:eastAsia="en-IN" w:bidi="ml-IN"/>
+                <w:lang w:val="it-IT" w:eastAsia="en-IN" w:bidi="ml-IN"/>
               </w:rPr>
               <w:t>£</w:t>
             </w:r>
@@ -2839,9 +2797,339 @@
                 <w:color w:val="EE0000"/>
                 <w:sz w:val="40"/>
                 <w:szCs w:val="40"/>
-                <w:lang w:val="en-IN" w:eastAsia="en-IN" w:bidi="ml-IN"/>
+                <w:lang w:val="it-IT" w:eastAsia="en-IN" w:bidi="ml-IN"/>
               </w:rPr>
               <w:t>Y¡¥Z ||</w:t>
+            </w:r>
+          </w:p>
+        </w:tc>
+      </w:tr>
+      <w:tr>
+        <w:trPr>
+          <w:trHeight w:val="988"/>
+        </w:trPr>
+        <w:tc>
+          <w:tcPr>
+            <w:tcW w:w="3906" w:type="dxa"/>
+          </w:tcPr>
+          <w:p>
+            <w:pPr>
+              <w:widowControl w:val="0"/>
+              <w:tabs>
+                <w:tab w:val="left" w:pos="993"/>
+              </w:tabs>
+              <w:autoSpaceDE w:val="0"/>
+              <w:autoSpaceDN w:val="0"/>
+              <w:adjustRightInd w:val="0"/>
+              <w:spacing w:before="0" w:line="240" w:lineRule="auto"/>
+              <w:ind w:right="297"/>
+              <w:rPr>
+                <w:rFonts w:cs="Arial"/>
+                <w:b/>
+                <w:color w:val="EE0000"/>
+                <w:sz w:val="28"/>
+                <w:szCs w:val="28"/>
+              </w:rPr>
+            </w:pPr>
+            <w:r>
+              <w:rPr>
+                <w:rFonts w:cs="Arial"/>
+                <w:b/>
+                <w:color w:val="EE0000"/>
+                <w:sz w:val="28"/>
+                <w:szCs w:val="28"/>
+              </w:rPr>
+              <w:t>T.S.5.1.</w:t>
+            </w:r>
+            <w:r>
+              <w:rPr>
+                <w:rFonts w:cs="Arial"/>
+                <w:b/>
+                <w:color w:val="EE0000"/>
+                <w:sz w:val="28"/>
+                <w:szCs w:val="28"/>
+              </w:rPr>
+              <w:t>5.3</w:t>
+            </w:r>
+            <w:r>
+              <w:rPr>
+                <w:rFonts w:cs="Arial"/>
+                <w:b/>
+                <w:color w:val="EE0000"/>
+                <w:sz w:val="28"/>
+                <w:szCs w:val="28"/>
+              </w:rPr>
+              <w:t xml:space="preserve"> – Kramam</w:t>
+            </w:r>
+          </w:p>
+          <w:p>
+            <w:pPr>
+              <w:widowControl w:val="0"/>
+              <w:tabs>
+                <w:tab w:val="left" w:pos="993"/>
+              </w:tabs>
+              <w:autoSpaceDE w:val="0"/>
+              <w:autoSpaceDN w:val="0"/>
+              <w:adjustRightInd w:val="0"/>
+              <w:spacing w:before="0" w:line="240" w:lineRule="auto"/>
+              <w:ind w:right="297"/>
+              <w:rPr>
+                <w:rFonts w:cstheme="minorBidi"/>
+                <w:b/>
+                <w:color w:val="EE0000"/>
+                <w:sz w:val="28"/>
+                <w:szCs w:val="28"/>
+                <w:lang w:val="it-IT" w:bidi="ta-IN"/>
+              </w:rPr>
+            </w:pPr>
+            <w:r>
+              <w:rPr>
+                <w:rFonts w:cs="Arial"/>
+                <w:b/>
+                <w:color w:val="EE0000"/>
+                <w:sz w:val="28"/>
+                <w:szCs w:val="28"/>
+                <w:lang w:val="it-IT"/>
+              </w:rPr>
+              <w:t xml:space="preserve">Krama Vaakyam No.– </w:t>
+            </w:r>
+            <w:r>
+              <w:rPr>
+                <w:rFonts w:cs="Arial"/>
+                <w:b/>
+                <w:color w:val="EE0000"/>
+                <w:sz w:val="28"/>
+                <w:szCs w:val="28"/>
+                <w:lang w:val="it-IT"/>
+              </w:rPr>
+              <w:t>31</w:t>
+            </w:r>
+          </w:p>
+          <w:p>
+            <w:pPr>
+              <w:widowControl w:val="0"/>
+              <w:tabs>
+                <w:tab w:val="left" w:pos="993"/>
+              </w:tabs>
+              <w:autoSpaceDE w:val="0"/>
+              <w:autoSpaceDN w:val="0"/>
+              <w:adjustRightInd w:val="0"/>
+              <w:spacing w:before="0" w:line="240" w:lineRule="auto"/>
+              <w:ind w:right="297"/>
+              <w:rPr>
+                <w:rFonts w:cs="Arial"/>
+                <w:b/>
+                <w:color w:val="EE0000"/>
+                <w:sz w:val="28"/>
+                <w:szCs w:val="28"/>
+                <w:lang w:val="it-IT"/>
+              </w:rPr>
+            </w:pPr>
+            <w:r>
+              <w:rPr>
+                <w:rFonts w:cs="Arial"/>
+                <w:b/>
+                <w:color w:val="EE0000"/>
+                <w:sz w:val="28"/>
+                <w:szCs w:val="28"/>
+                <w:lang w:val="it-IT"/>
+              </w:rPr>
+              <w:t xml:space="preserve">Panchaati No. - </w:t>
+            </w:r>
+            <w:r>
+              <w:rPr>
+                <w:rFonts w:cs="Arial"/>
+                <w:b/>
+                <w:color w:val="EE0000"/>
+                <w:sz w:val="28"/>
+                <w:szCs w:val="28"/>
+                <w:lang w:val="it-IT"/>
+              </w:rPr>
+              <w:t>23</w:t>
+            </w:r>
+          </w:p>
+        </w:tc>
+        <w:tc>
+          <w:tcPr>
+            <w:tcW w:w="5103" w:type="dxa"/>
+          </w:tcPr>
+          <w:p>
+            <w:pPr>
+              <w:widowControl w:val="0"/>
+              <w:autoSpaceDE w:val="0"/>
+              <w:autoSpaceDN w:val="0"/>
+              <w:adjustRightInd w:val="0"/>
+              <w:spacing w:before="0" w:line="240" w:lineRule="auto"/>
+              <w:rPr>
+                <w:rFonts w:ascii="BRH Malayalam Extra" w:eastAsia="Times New Roman" w:hAnsi="BRH Malayalam Extra" w:cs="BRH Malayalam Extra"/>
+                <w:color w:val="EE0000"/>
+                <w:sz w:val="40"/>
+                <w:szCs w:val="40"/>
+                <w:lang w:val="it-IT" w:eastAsia="en-IN" w:bidi="ml-IN"/>
+              </w:rPr>
+            </w:pPr>
+            <w:r>
+              <w:rPr>
+                <w:rFonts w:ascii="BRH Malayalam Extra" w:eastAsia="Times New Roman" w:hAnsi="BRH Malayalam Extra" w:cs="BRH Malayalam Extra"/>
+                <w:color w:val="EE0000"/>
+                <w:sz w:val="40"/>
+                <w:szCs w:val="40"/>
+                <w:lang w:val="it-IT" w:eastAsia="en-IN" w:bidi="ml-IN"/>
+              </w:rPr>
+              <w:t>D¦</w:t>
+            </w:r>
+            <w:r>
+              <w:rPr>
+                <w:rFonts w:ascii="BRH Malayalam Extra" w:eastAsia="Times New Roman" w:hAnsi="BRH Malayalam Extra" w:cs="BRH Malayalam Extra"/>
+                <w:color w:val="EE0000"/>
+                <w:sz w:val="32"/>
+                <w:szCs w:val="40"/>
+                <w:lang w:val="it-IT" w:eastAsia="en-IN" w:bidi="ml-IN"/>
+              </w:rPr>
+              <w:t>–</w:t>
+            </w:r>
+            <w:r>
+              <w:rPr>
+                <w:rFonts w:ascii="BRH Malayalam Extra" w:eastAsia="Times New Roman" w:hAnsi="BRH Malayalam Extra" w:cs="BRH Malayalam Extra"/>
+                <w:color w:val="EE0000"/>
+                <w:sz w:val="40"/>
+                <w:szCs w:val="40"/>
+                <w:lang w:val="it-IT" w:eastAsia="en-IN" w:bidi="ml-IN"/>
+              </w:rPr>
+              <w:t xml:space="preserve">ªÆû </w:t>
+            </w:r>
+            <w:r>
+              <w:rPr>
+                <w:rFonts w:ascii="BRH Malayalam Extra" w:eastAsia="Times New Roman" w:hAnsi="BRH Malayalam Extra" w:cs="BRH Malayalam Extra"/>
+                <w:color w:val="EE0000"/>
+                <w:sz w:val="40"/>
+                <w:szCs w:val="40"/>
+                <w:highlight w:val="yellow"/>
+                <w:lang w:val="it-IT" w:eastAsia="en-IN" w:bidi="ml-IN"/>
+              </w:rPr>
+              <w:t>D</w:t>
+            </w:r>
+            <w:r>
+              <w:rPr>
+                <w:rFonts w:ascii="BRH Malayalam Extra" w:eastAsia="Times New Roman" w:hAnsi="BRH Malayalam Extra" w:cs="BRH Malayalam Extra"/>
+                <w:color w:val="EE0000"/>
+                <w:sz w:val="40"/>
+                <w:szCs w:val="40"/>
+                <w:lang w:val="it-IT" w:eastAsia="en-IN" w:bidi="ml-IN"/>
+              </w:rPr>
+              <w:t xml:space="preserve"> | D¦</w:t>
+            </w:r>
+            <w:r>
+              <w:rPr>
+                <w:rFonts w:ascii="BRH Malayalam Extra" w:eastAsia="Times New Roman" w:hAnsi="BRH Malayalam Extra" w:cs="BRH Malayalam Extra"/>
+                <w:color w:val="EE0000"/>
+                <w:sz w:val="32"/>
+                <w:szCs w:val="40"/>
+                <w:lang w:val="it-IT" w:eastAsia="en-IN" w:bidi="ml-IN"/>
+              </w:rPr>
+              <w:t>–</w:t>
+            </w:r>
+            <w:r>
+              <w:rPr>
+                <w:rFonts w:ascii="BRH Malayalam Extra" w:eastAsia="Times New Roman" w:hAnsi="BRH Malayalam Extra" w:cs="BRH Malayalam Extra"/>
+                <w:color w:val="EE0000"/>
+                <w:sz w:val="40"/>
+                <w:szCs w:val="40"/>
+                <w:lang w:val="it-IT" w:eastAsia="en-IN" w:bidi="ml-IN"/>
+              </w:rPr>
+              <w:t xml:space="preserve"> r¡ Y—J |</w:t>
+            </w:r>
+          </w:p>
+        </w:tc>
+        <w:tc>
+          <w:tcPr>
+            <w:tcW w:w="5386" w:type="dxa"/>
+          </w:tcPr>
+          <w:p>
+            <w:pPr>
+              <w:widowControl w:val="0"/>
+              <w:autoSpaceDE w:val="0"/>
+              <w:autoSpaceDN w:val="0"/>
+              <w:adjustRightInd w:val="0"/>
+              <w:spacing w:line="252" w:lineRule="auto"/>
+              <w:rPr>
+                <w:rFonts w:ascii="BRH Malayalam Extra" w:eastAsia="Times New Roman" w:hAnsi="BRH Malayalam Extra" w:cs="BRH Malayalam Extra"/>
+                <w:color w:val="EE0000"/>
+                <w:sz w:val="40"/>
+                <w:szCs w:val="40"/>
+                <w:lang w:val="it-IT" w:eastAsia="en-IN" w:bidi="ml-IN"/>
+              </w:rPr>
+            </w:pPr>
+            <w:r>
+              <w:rPr>
+                <w:rFonts w:ascii="BRH Malayalam Extra" w:eastAsia="Times New Roman" w:hAnsi="BRH Malayalam Extra" w:cs="BRH Malayalam Extra"/>
+                <w:color w:val="EE0000"/>
+                <w:sz w:val="40"/>
+                <w:szCs w:val="40"/>
+                <w:lang w:val="it-IT" w:eastAsia="en-IN" w:bidi="ml-IN"/>
+              </w:rPr>
+              <w:t>D¦</w:t>
+            </w:r>
+            <w:r>
+              <w:rPr>
+                <w:rFonts w:ascii="BRH Malayalam Extra" w:eastAsia="Times New Roman" w:hAnsi="BRH Malayalam Extra" w:cs="BRH Malayalam Extra"/>
+                <w:color w:val="EE0000"/>
+                <w:sz w:val="32"/>
+                <w:szCs w:val="40"/>
+                <w:lang w:val="it-IT" w:eastAsia="en-IN" w:bidi="ml-IN"/>
+              </w:rPr>
+              <w:t>–</w:t>
+            </w:r>
+            <w:r>
+              <w:rPr>
+                <w:rFonts w:ascii="BRH Malayalam Extra" w:eastAsia="Times New Roman" w:hAnsi="BRH Malayalam Extra" w:cs="BRH Malayalam Extra"/>
+                <w:color w:val="EE0000"/>
+                <w:sz w:val="40"/>
+                <w:szCs w:val="40"/>
+                <w:lang w:val="it-IT" w:eastAsia="en-IN" w:bidi="ml-IN"/>
+              </w:rPr>
+              <w:t xml:space="preserve">ªÆû </w:t>
+            </w:r>
+            <w:r>
+              <w:rPr>
+                <w:rFonts w:ascii="BRH Malayalam Extra" w:eastAsia="Times New Roman" w:hAnsi="BRH Malayalam Extra" w:cs="BRH Malayalam Extra"/>
+                <w:color w:val="EE0000"/>
+                <w:sz w:val="40"/>
+                <w:szCs w:val="40"/>
+                <w:highlight w:val="green"/>
+                <w:lang w:val="it-IT" w:eastAsia="en-IN" w:bidi="ml-IN"/>
+              </w:rPr>
+              <w:t>D</w:t>
+            </w:r>
+            <w:r>
+              <w:rPr>
+                <w:rFonts w:ascii="BRH Malayalam Extra" w:eastAsia="Times New Roman" w:hAnsi="BRH Malayalam Extra" w:cs="BRH Malayalam Extra"/>
+                <w:color w:val="EE0000"/>
+                <w:sz w:val="40"/>
+                <w:szCs w:val="40"/>
+                <w:lang w:val="it-IT" w:eastAsia="en-IN" w:bidi="ml-IN"/>
+              </w:rPr>
+              <w:t>— | D¦</w:t>
+            </w:r>
+            <w:r>
+              <w:rPr>
+                <w:rFonts w:ascii="BRH Malayalam Extra" w:eastAsia="Times New Roman" w:hAnsi="BRH Malayalam Extra" w:cs="BRH Malayalam Extra"/>
+                <w:color w:val="EE0000"/>
+                <w:sz w:val="32"/>
+                <w:szCs w:val="40"/>
+                <w:lang w:val="it-IT" w:eastAsia="en-IN" w:bidi="ml-IN"/>
+              </w:rPr>
+              <w:t>–</w:t>
+            </w:r>
+            <w:r>
+              <w:rPr>
+                <w:rFonts w:ascii="BRH Malayalam Extra" w:eastAsia="Times New Roman" w:hAnsi="BRH Malayalam Extra" w:cs="BRH Malayalam Extra"/>
+                <w:color w:val="EE0000"/>
+                <w:sz w:val="40"/>
+                <w:szCs w:val="40"/>
+                <w:lang w:val="it-IT" w:eastAsia="en-IN" w:bidi="ml-IN"/>
+              </w:rPr>
+              <w:t xml:space="preserve"> r¡ Y—J | </w:t>
             </w:r>
           </w:p>
         </w:tc>
@@ -4186,6 +4474,7 @@
                 <w:sz w:val="28"/>
                 <w:szCs w:val="32"/>
               </w:rPr>
+              <w:lastRenderedPageBreak/>
               <w:t>T.S.</w:t>
             </w:r>
             <w:r>
@@ -4750,7 +5039,6 @@
                 <w:sz w:val="28"/>
                 <w:szCs w:val="32"/>
               </w:rPr>
-              <w:lastRenderedPageBreak/>
               <w:t>T.S.</w:t>
             </w:r>
             <w:r>
@@ -6574,6 +6862,7 @@
                 <w:sz w:val="28"/>
                 <w:szCs w:val="32"/>
               </w:rPr>
+              <w:lastRenderedPageBreak/>
               <w:t>T.S.5.1.5.5 – Kramam</w:t>
             </w:r>
           </w:p>
@@ -6909,7 +7198,6 @@
                 <w:sz w:val="28"/>
                 <w:szCs w:val="32"/>
               </w:rPr>
-              <w:lastRenderedPageBreak/>
               <w:t>T.S.5.1.5.9 – Kramam</w:t>
             </w:r>
           </w:p>
@@ -9422,6 +9710,7 @@
                 <w:sz w:val="28"/>
                 <w:szCs w:val="32"/>
               </w:rPr>
+              <w:lastRenderedPageBreak/>
               <w:t>T.S.5.1.8.</w:t>
             </w:r>
             <w:r>
@@ -9763,7 +10052,6 @@
                 <w:sz w:val="28"/>
                 <w:szCs w:val="32"/>
               </w:rPr>
-              <w:lastRenderedPageBreak/>
               <w:t>T.S.5.1.9.5 – Kramam</w:t>
             </w:r>
           </w:p>
@@ -10764,16 +11052,7 @@
           <w:bCs/>
           <w:sz w:val="32"/>
         </w:rPr>
-        <w:t xml:space="preserve">replaced </w:t>
-      </w:r>
-      <w:proofErr w:type="gramStart"/>
-      <w:r>
-        <w:rPr>
-          <w:b/>
-          <w:bCs/>
-          <w:sz w:val="32"/>
-        </w:rPr>
-        <w:t>with</w:t>
+        <w:t>replaced with</w:t>
       </w:r>
       <w:r>
         <w:rPr>
@@ -10795,7 +11074,6 @@
         </w:rPr>
         <w:t>"</w:t>
       </w:r>
-      <w:proofErr w:type="gramEnd"/>
       <w:r>
         <w:rPr>
           <w:rFonts w:ascii="BRH Malayalam" w:hAnsi="BRH Malayalam" w:cs="BRH Malayalam"/>
@@ -10807,7 +11085,6 @@
         </w:rPr>
         <w:t>q§T</w:t>
       </w:r>
-      <w:proofErr w:type="gramStart"/>
       <w:r>
         <w:rPr>
           <w:rFonts w:ascii="BRH Malayalam" w:hAnsi="BRH Malayalam" w:cs="BRH Malayalam"/>
@@ -10824,16 +11101,7 @@
           <w:bCs/>
           <w:sz w:val="32"/>
         </w:rPr>
-        <w:t>wherever</w:t>
-      </w:r>
-      <w:proofErr w:type="gramEnd"/>
-      <w:r>
-        <w:rPr>
-          <w:b/>
-          <w:bCs/>
-          <w:sz w:val="32"/>
-        </w:rPr>
-        <w:t xml:space="preserve"> applicable</w:t>
+        <w:t>wherever applicable</w:t>
       </w:r>
     </w:p>
     <w:p>

--- a/TS-Kramam/TS-5.1/TS 5.1 Malayalam Krama Paatam Corrections.docx
+++ b/TS-Kramam/TS-5.1/TS 5.1 Malayalam Krama Paatam Corrections.docx
@@ -2,6 +2,605 @@
 <file path=word/document.xml><?xml version="1.0" encoding="utf-8"?>
 <w:document xmlns:wpc="http://schemas.microsoft.com/office/word/2010/wordprocessingCanvas" xmlns:cx="http://schemas.microsoft.com/office/drawing/2014/chartex" xmlns:cx1="http://schemas.microsoft.com/office/drawing/2015/9/8/chartex" xmlns:cx2="http://schemas.microsoft.com/office/drawing/2015/10/21/chartex" xmlns:cx3="http://schemas.microsoft.com/office/drawing/2016/5/9/chartex" xmlns:cx4="http://schemas.microsoft.com/office/drawing/2016/5/10/chartex" xmlns:cx5="http://schemas.microsoft.com/office/drawing/2016/5/11/chartex" xmlns:cx6="http://schemas.microsoft.com/office/drawing/2016/5/12/chartex" xmlns:cx7="http://schemas.microsoft.com/office/drawing/2016/5/13/chartex" xmlns:cx8="http://schemas.microsoft.com/office/drawing/2016/5/14/chartex" xmlns:mc="http://schemas.openxmlformats.org/markup-compatibility/2006" xmlns:aink="http://schemas.microsoft.com/office/drawing/2016/ink" xmlns:am3d="http://schemas.microsoft.com/office/drawing/2017/model3d" xmlns:o="urn:schemas-microsoft-com:office:office" xmlns:oel="http://schemas.microsoft.com/office/2019/extlst" xmlns:r="http://schemas.openxmlformats.org/officeDocument/2006/relationships" xmlns:m="http://schemas.openxmlformats.org/officeDocument/2006/math" xmlns:v="urn:schemas-microsoft-com:vml" xmlns:wp14="http://schemas.microsoft.com/office/word/2010/wordprocessingDrawing" xmlns:wp="http://schemas.openxmlformats.org/drawingml/2006/wordprocessingDrawing" xmlns:w10="urn:schemas-microsoft-com:office:word" xmlns:w="http://schemas.openxmlformats.org/wordprocessingml/2006/main" xmlns:w14="http://schemas.microsoft.com/office/word/2010/wordml" xmlns:w15="http://schemas.microsoft.com/office/word/2012/wordml" xmlns:w16cex="http://schemas.microsoft.com/office/word/2018/wordml/cex" xmlns:w16cid="http://schemas.microsoft.com/office/word/2016/wordml/cid" xmlns:w16="http://schemas.microsoft.com/office/word/2018/wordml" xmlns:w16du="http://schemas.microsoft.com/office/word/2023/wordml/word16du" xmlns:w16sdtdh="http://schemas.microsoft.com/office/word/2020/wordml/sdtdatahash" xmlns:w16sdtfl="http://schemas.microsoft.com/office/word/2024/wordml/sdtformatlock" xmlns:w16se="http://schemas.microsoft.com/office/word/2015/wordml/symex" xmlns:wpg="http://schemas.microsoft.com/office/word/2010/wordprocessingGroup" xmlns:wpi="http://schemas.microsoft.com/office/word/2010/wordprocessingInk" xmlns:wne="http://schemas.microsoft.com/office/word/2006/wordml" xmlns:wps="http://schemas.microsoft.com/office/word/2010/wordprocessingShape" mc:Ignorable="w14 w15 w16se w16cid w16 w16cex w16sdtdh w16sdtfl w16du wp14">
   <w:body>
+    <w:p>
+      <w:pPr>
+        <w:jc w:val="center"/>
+        <w:rPr>
+          <w:b/>
+          <w:bCs/>
+          <w:sz w:val="32"/>
+          <w:szCs w:val="32"/>
+          <w:u w:val="single"/>
+        </w:rPr>
+      </w:pPr>
+      <w:r>
+        <w:rPr>
+          <w:b/>
+          <w:bCs/>
+          <w:sz w:val="32"/>
+          <w:szCs w:val="32"/>
+          <w:u w:val="single"/>
+        </w:rPr>
+        <w:t xml:space="preserve">TS </w:t>
+      </w:r>
+      <w:r>
+        <w:rPr>
+          <w:b/>
+          <w:bCs/>
+          <w:sz w:val="32"/>
+          <w:szCs w:val="32"/>
+          <w:u w:val="single"/>
+        </w:rPr>
+        <w:t>Krama</w:t>
+      </w:r>
+      <w:r>
+        <w:rPr>
+          <w:b/>
+          <w:bCs/>
+          <w:sz w:val="32"/>
+          <w:szCs w:val="32"/>
+          <w:u w:val="single"/>
+        </w:rPr>
+        <w:t xml:space="preserve"> Paatam – TS </w:t>
+      </w:r>
+      <w:r>
+        <w:rPr>
+          <w:b/>
+          <w:bCs/>
+          <w:sz w:val="32"/>
+          <w:szCs w:val="32"/>
+          <w:u w:val="single"/>
+        </w:rPr>
+        <w:t>5.1 Malayalam</w:t>
+      </w:r>
+      <w:r>
+        <w:rPr>
+          <w:b/>
+          <w:bCs/>
+          <w:sz w:val="32"/>
+          <w:szCs w:val="32"/>
+          <w:u w:val="single"/>
+        </w:rPr>
+        <w:t xml:space="preserve"> Corrections –</w:t>
+      </w:r>
+      <w:r>
+        <w:rPr>
+          <w:b/>
+          <w:bCs/>
+          <w:sz w:val="32"/>
+          <w:szCs w:val="32"/>
+          <w:u w:val="single"/>
+        </w:rPr>
+        <w:t xml:space="preserve"> </w:t>
+      </w:r>
+      <w:r>
+        <w:rPr>
+          <w:b/>
+          <w:bCs/>
+          <w:sz w:val="32"/>
+          <w:szCs w:val="32"/>
+          <w:u w:val="single"/>
+        </w:rPr>
+        <w:t xml:space="preserve">Observed till </w:t>
+      </w:r>
+      <w:r>
+        <w:rPr>
+          <w:b/>
+          <w:bCs/>
+          <w:sz w:val="32"/>
+          <w:szCs w:val="32"/>
+          <w:highlight w:val="red"/>
+          <w:u w:val="single"/>
+        </w:rPr>
+        <w:t>?????</w:t>
+      </w:r>
+    </w:p>
+    <w:p>
+      <w:pPr>
+        <w:spacing w:before="0" w:line="240" w:lineRule="auto"/>
+        <w:jc w:val="center"/>
+        <w:rPr>
+          <w:b/>
+          <w:bCs/>
+        </w:rPr>
+      </w:pPr>
+      <w:r>
+        <w:rPr>
+          <w:b/>
+          <w:bCs/>
+        </w:rPr>
+        <w:t>(ignore those which are already incorporated in your book’s version and date)</w:t>
+      </w:r>
+    </w:p>
+    <w:tbl>
+      <w:tblPr>
+        <w:tblW w:w="14395" w:type="dxa"/>
+        <w:tblInd w:w="-792" w:type="dxa"/>
+        <w:tblBorders>
+          <w:top w:val="single" w:sz="4" w:space="0" w:color="000000"/>
+          <w:left w:val="single" w:sz="4" w:space="0" w:color="000000"/>
+          <w:bottom w:val="single" w:sz="4" w:space="0" w:color="000000"/>
+          <w:right w:val="single" w:sz="4" w:space="0" w:color="000000"/>
+          <w:insideH w:val="single" w:sz="4" w:space="0" w:color="000000"/>
+          <w:insideV w:val="single" w:sz="4" w:space="0" w:color="000000"/>
+        </w:tblBorders>
+        <w:tblLook w:val="04A0" w:firstRow="1" w:lastRow="0" w:firstColumn="1" w:lastColumn="0" w:noHBand="0" w:noVBand="1"/>
+      </w:tblPr>
+      <w:tblGrid>
+        <w:gridCol w:w="3906"/>
+        <w:gridCol w:w="5103"/>
+        <w:gridCol w:w="5386"/>
+      </w:tblGrid>
+      <w:tr>
+        <w:tc>
+          <w:tcPr>
+            <w:tcW w:w="3906" w:type="dxa"/>
+          </w:tcPr>
+          <w:p>
+            <w:pPr>
+              <w:spacing w:before="0" w:line="240" w:lineRule="auto"/>
+              <w:jc w:val="center"/>
+              <w:rPr>
+                <w:sz w:val="32"/>
+                <w:szCs w:val="32"/>
+              </w:rPr>
+            </w:pPr>
+            <w:r>
+              <w:rPr>
+                <w:sz w:val="32"/>
+                <w:szCs w:val="32"/>
+              </w:rPr>
+              <w:t>Section, Paragraph</w:t>
+            </w:r>
+          </w:p>
+          <w:p>
+            <w:pPr>
+              <w:spacing w:before="0" w:line="240" w:lineRule="auto"/>
+              <w:jc w:val="center"/>
+              <w:rPr>
+                <w:sz w:val="32"/>
+                <w:szCs w:val="32"/>
+              </w:rPr>
+            </w:pPr>
+            <w:r>
+              <w:rPr>
+                <w:sz w:val="32"/>
+                <w:szCs w:val="32"/>
+              </w:rPr>
+              <w:t>Reference</w:t>
+            </w:r>
+          </w:p>
+        </w:tc>
+        <w:tc>
+          <w:tcPr>
+            <w:tcW w:w="5103" w:type="dxa"/>
+          </w:tcPr>
+          <w:p>
+            <w:pPr>
+              <w:spacing w:before="0" w:line="240" w:lineRule="auto"/>
+              <w:jc w:val="center"/>
+              <w:rPr>
+                <w:sz w:val="32"/>
+                <w:szCs w:val="32"/>
+              </w:rPr>
+            </w:pPr>
+            <w:r>
+              <w:rPr>
+                <w:sz w:val="32"/>
+                <w:szCs w:val="32"/>
+              </w:rPr>
+              <w:t>As Printed</w:t>
+            </w:r>
+          </w:p>
+        </w:tc>
+        <w:tc>
+          <w:tcPr>
+            <w:tcW w:w="5386" w:type="dxa"/>
+          </w:tcPr>
+          <w:p>
+            <w:pPr>
+              <w:spacing w:before="0" w:line="240" w:lineRule="auto"/>
+              <w:ind w:right="-18"/>
+              <w:jc w:val="center"/>
+              <w:rPr>
+                <w:sz w:val="32"/>
+                <w:szCs w:val="32"/>
+              </w:rPr>
+            </w:pPr>
+            <w:r>
+              <w:rPr>
+                <w:sz w:val="32"/>
+                <w:szCs w:val="32"/>
+              </w:rPr>
+              <w:t>To be read as or corrected as</w:t>
+            </w:r>
+          </w:p>
+        </w:tc>
+      </w:tr>
+      <w:tr>
+        <w:trPr>
+          <w:trHeight w:val="1104"/>
+        </w:trPr>
+        <w:tc>
+          <w:tcPr>
+            <w:tcW w:w="3906" w:type="dxa"/>
+          </w:tcPr>
+          <w:p>
+            <w:pPr>
+              <w:widowControl w:val="0"/>
+              <w:tabs>
+                <w:tab w:val="left" w:pos="993"/>
+              </w:tabs>
+              <w:autoSpaceDE w:val="0"/>
+              <w:autoSpaceDN w:val="0"/>
+              <w:adjustRightInd w:val="0"/>
+              <w:spacing w:before="0" w:line="240" w:lineRule="auto"/>
+              <w:ind w:right="297"/>
+              <w:rPr>
+                <w:rFonts w:cs="Arial"/>
+                <w:b/>
+                <w:color w:val="000000"/>
+                <w:sz w:val="28"/>
+                <w:szCs w:val="28"/>
+              </w:rPr>
+            </w:pPr>
+            <w:r>
+              <w:rPr>
+                <w:rFonts w:cs="Arial"/>
+                <w:b/>
+                <w:color w:val="000000"/>
+                <w:sz w:val="28"/>
+                <w:szCs w:val="28"/>
+              </w:rPr>
+              <w:t>T.S.5.1.</w:t>
+            </w:r>
+            <w:r>
+              <w:rPr>
+                <w:rFonts w:cs="Arial"/>
+                <w:b/>
+                <w:color w:val="000000"/>
+                <w:sz w:val="28"/>
+                <w:szCs w:val="28"/>
+              </w:rPr>
+              <w:t>9.3</w:t>
+            </w:r>
+            <w:r>
+              <w:rPr>
+                <w:rFonts w:cs="Arial"/>
+                <w:b/>
+                <w:color w:val="000000"/>
+                <w:sz w:val="28"/>
+                <w:szCs w:val="28"/>
+              </w:rPr>
+              <w:t xml:space="preserve"> – Kramam</w:t>
+            </w:r>
+          </w:p>
+          <w:p>
+            <w:pPr>
+              <w:widowControl w:val="0"/>
+              <w:tabs>
+                <w:tab w:val="left" w:pos="993"/>
+              </w:tabs>
+              <w:autoSpaceDE w:val="0"/>
+              <w:autoSpaceDN w:val="0"/>
+              <w:adjustRightInd w:val="0"/>
+              <w:spacing w:before="0" w:line="240" w:lineRule="auto"/>
+              <w:ind w:right="297"/>
+              <w:rPr>
+                <w:rFonts w:cs="Arial"/>
+                <w:b/>
+                <w:color w:val="000000"/>
+                <w:sz w:val="28"/>
+                <w:szCs w:val="28"/>
+                <w:lang w:val="it-IT"/>
+              </w:rPr>
+            </w:pPr>
+            <w:r>
+              <w:rPr>
+                <w:rFonts w:cs="Arial"/>
+                <w:b/>
+                <w:color w:val="000000"/>
+                <w:sz w:val="28"/>
+                <w:szCs w:val="28"/>
+                <w:lang w:val="it-IT"/>
+              </w:rPr>
+              <w:t xml:space="preserve">Krama Vaakyam No.– </w:t>
+            </w:r>
+            <w:r>
+              <w:rPr>
+                <w:rFonts w:cs="Arial"/>
+                <w:b/>
+                <w:color w:val="000000"/>
+                <w:sz w:val="28"/>
+                <w:szCs w:val="28"/>
+                <w:lang w:val="it-IT"/>
+              </w:rPr>
+              <w:t>14</w:t>
+            </w:r>
+          </w:p>
+          <w:p>
+            <w:pPr>
+              <w:widowControl w:val="0"/>
+              <w:tabs>
+                <w:tab w:val="left" w:pos="993"/>
+              </w:tabs>
+              <w:autoSpaceDE w:val="0"/>
+              <w:autoSpaceDN w:val="0"/>
+              <w:adjustRightInd w:val="0"/>
+              <w:spacing w:before="0" w:line="240" w:lineRule="auto"/>
+              <w:ind w:right="297"/>
+              <w:rPr>
+                <w:rFonts w:cs="Arial"/>
+                <w:b/>
+                <w:color w:val="000000"/>
+                <w:sz w:val="28"/>
+                <w:szCs w:val="32"/>
+                <w:lang w:val="it-IT"/>
+              </w:rPr>
+            </w:pPr>
+            <w:r>
+              <w:rPr>
+                <w:rFonts w:cs="Arial"/>
+                <w:b/>
+                <w:color w:val="000000"/>
+                <w:sz w:val="28"/>
+                <w:szCs w:val="28"/>
+                <w:lang w:val="it-IT"/>
+              </w:rPr>
+              <w:t xml:space="preserve">Panchaati No. - </w:t>
+            </w:r>
+            <w:r>
+              <w:rPr>
+                <w:rFonts w:cs="Arial"/>
+                <w:b/>
+                <w:color w:val="000000"/>
+                <w:sz w:val="28"/>
+                <w:szCs w:val="28"/>
+                <w:lang w:val="it-IT"/>
+              </w:rPr>
+              <w:t>4</w:t>
+            </w:r>
+            <w:r>
+              <w:rPr>
+                <w:rFonts w:cs="Arial"/>
+                <w:b/>
+                <w:color w:val="000000"/>
+                <w:sz w:val="28"/>
+                <w:szCs w:val="28"/>
+                <w:lang w:val="it-IT"/>
+              </w:rPr>
+              <w:t>7</w:t>
+            </w:r>
+          </w:p>
+        </w:tc>
+        <w:tc>
+          <w:tcPr>
+            <w:tcW w:w="5103" w:type="dxa"/>
+          </w:tcPr>
+          <w:p>
+            <w:pPr>
+              <w:widowControl w:val="0"/>
+              <w:autoSpaceDE w:val="0"/>
+              <w:autoSpaceDN w:val="0"/>
+              <w:adjustRightInd w:val="0"/>
+              <w:spacing w:before="0" w:line="240" w:lineRule="auto"/>
+              <w:rPr>
+                <w:rFonts w:ascii="BRH Malayalam Extra" w:hAnsi="BRH Malayalam Extra" w:cs="BRH Malayalam Extra"/>
+                <w:color w:val="000000"/>
+                <w:sz w:val="36"/>
+                <w:szCs w:val="40"/>
+              </w:rPr>
+            </w:pPr>
+            <w:r>
+              <w:rPr>
+                <w:rFonts w:ascii="BRH Malayalam Extra" w:eastAsia="Times New Roman" w:hAnsi="BRH Malayalam Extra" w:cs="BRH Malayalam Extra"/>
+                <w:color w:val="000000"/>
+                <w:sz w:val="40"/>
+                <w:szCs w:val="40"/>
+                <w:lang w:eastAsia="en-IN" w:bidi="ml-IN"/>
+              </w:rPr>
+              <w:t>ögÖ</w:t>
+            </w:r>
+            <w:r>
+              <w:rPr>
+                <w:rFonts w:ascii="BRH Malayalam Extra" w:eastAsia="Times New Roman" w:hAnsi="BRH Malayalam Extra" w:cs="BRH Malayalam Extra"/>
+                <w:color w:val="000000" w:themeColor="text1"/>
+                <w:sz w:val="40"/>
+                <w:szCs w:val="40"/>
+                <w:lang w:eastAsia="en-IN" w:bidi="ml-IN"/>
+              </w:rPr>
+              <w:t>—</w:t>
+            </w:r>
+            <w:r>
+              <w:rPr>
+                <w:rFonts w:ascii="BRH Malayalam Extra" w:eastAsia="Times New Roman" w:hAnsi="BRH Malayalam Extra" w:cs="BRH Malayalam Extra"/>
+                <w:color w:val="000000" w:themeColor="text1"/>
+                <w:sz w:val="40"/>
+                <w:szCs w:val="40"/>
+                <w:highlight w:val="yellow"/>
+                <w:lang w:eastAsia="en-IN" w:bidi="ml-IN"/>
+              </w:rPr>
+              <w:t>¤¤</w:t>
+            </w:r>
+            <w:r>
+              <w:rPr>
+                <w:rFonts w:ascii="BRH Malayalam Extra" w:eastAsia="Times New Roman" w:hAnsi="BRH Malayalam Extra" w:cs="BRH Malayalam Extra"/>
+                <w:color w:val="000000" w:themeColor="text1"/>
+                <w:sz w:val="40"/>
+                <w:szCs w:val="40"/>
+                <w:lang w:eastAsia="en-IN" w:bidi="ml-IN"/>
+              </w:rPr>
+              <w:t>Ë</w:t>
+            </w:r>
+            <w:r>
+              <w:rPr>
+                <w:rFonts w:ascii="BRH Malayalam Extra" w:eastAsia="Times New Roman" w:hAnsi="BRH Malayalam Extra" w:cs="BRH Malayalam Extra"/>
+                <w:color w:val="000000"/>
+                <w:sz w:val="32"/>
+                <w:szCs w:val="40"/>
+                <w:lang w:eastAsia="en-IN" w:bidi="ml-IN"/>
+              </w:rPr>
+              <w:t>–</w:t>
+            </w:r>
+            <w:r>
+              <w:rPr>
+                <w:rFonts w:ascii="BRH Malayalam Extra" w:eastAsia="Times New Roman" w:hAnsi="BRH Malayalam Extra" w:cs="BRH Malayalam Extra"/>
+                <w:color w:val="000000"/>
+                <w:sz w:val="40"/>
+                <w:szCs w:val="40"/>
+                <w:lang w:eastAsia="en-IN" w:bidi="ml-IN"/>
+              </w:rPr>
+              <w:t>p | G</w:t>
+            </w:r>
+            <w:r>
+              <w:rPr>
+                <w:rFonts w:ascii="BRH Malayalam Extra" w:eastAsia="Times New Roman" w:hAnsi="BRH Malayalam Extra" w:cs="BRH Malayalam Extra"/>
+                <w:color w:val="000000"/>
+                <w:sz w:val="32"/>
+                <w:szCs w:val="40"/>
+                <w:lang w:eastAsia="en-IN" w:bidi="ml-IN"/>
+              </w:rPr>
+              <w:t>–</w:t>
+            </w:r>
+            <w:r>
+              <w:rPr>
+                <w:rFonts w:ascii="BRH Malayalam Extra" w:eastAsia="Times New Roman" w:hAnsi="BRH Malayalam Extra" w:cs="BRH Malayalam Extra"/>
+                <w:color w:val="000000"/>
+                <w:sz w:val="40"/>
+                <w:szCs w:val="40"/>
+                <w:lang w:eastAsia="en-IN" w:bidi="ml-IN"/>
+              </w:rPr>
+              <w:t>¤¤pdx˜I |</w:t>
+            </w:r>
+          </w:p>
+        </w:tc>
+        <w:tc>
+          <w:tcPr>
+            <w:tcW w:w="5386" w:type="dxa"/>
+          </w:tcPr>
+          <w:p>
+            <w:pPr>
+              <w:widowControl w:val="0"/>
+              <w:autoSpaceDE w:val="0"/>
+              <w:autoSpaceDN w:val="0"/>
+              <w:adjustRightInd w:val="0"/>
+              <w:spacing w:before="0" w:line="240" w:lineRule="auto"/>
+              <w:rPr>
+                <w:rFonts w:ascii="Cambria" w:hAnsi="Cambria" w:cs="BRH Malayalam Extra"/>
+                <w:color w:val="000000"/>
+                <w:sz w:val="36"/>
+                <w:szCs w:val="40"/>
+              </w:rPr>
+            </w:pPr>
+            <w:r>
+              <w:rPr>
+                <w:rFonts w:ascii="BRH Malayalam Extra" w:eastAsia="Times New Roman" w:hAnsi="BRH Malayalam Extra" w:cs="BRH Malayalam Extra"/>
+                <w:color w:val="000000"/>
+                <w:sz w:val="40"/>
+                <w:szCs w:val="40"/>
+                <w:lang w:eastAsia="en-IN" w:bidi="ml-IN"/>
+              </w:rPr>
+              <w:t>ögÖ</w:t>
+            </w:r>
+            <w:r>
+              <w:rPr>
+                <w:rFonts w:ascii="BRH Malayalam Extra" w:eastAsia="Times New Roman" w:hAnsi="BRH Malayalam Extra" w:cs="BRH Malayalam Extra"/>
+                <w:color w:val="000000" w:themeColor="text1"/>
+                <w:sz w:val="40"/>
+                <w:szCs w:val="40"/>
+                <w:lang w:eastAsia="en-IN" w:bidi="ml-IN"/>
+              </w:rPr>
+              <w:t>—</w:t>
+            </w:r>
+            <w:r>
+              <w:rPr>
+                <w:rFonts w:ascii="BRH Malayalam Extra" w:eastAsia="Times New Roman" w:hAnsi="BRH Malayalam Extra" w:cs="BRH Malayalam Extra"/>
+                <w:color w:val="000000"/>
+                <w:sz w:val="40"/>
+                <w:szCs w:val="40"/>
+                <w:highlight w:val="green"/>
+                <w:lang w:eastAsia="en-IN" w:bidi="ml-IN"/>
+              </w:rPr>
+              <w:t>¥</w:t>
+            </w:r>
+            <w:r>
+              <w:rPr>
+                <w:rFonts w:ascii="BRH Malayalam Extra" w:eastAsia="Times New Roman" w:hAnsi="BRH Malayalam Extra" w:cs="BRH Malayalam Extra"/>
+                <w:color w:val="000000" w:themeColor="text1"/>
+                <w:sz w:val="40"/>
+                <w:szCs w:val="40"/>
+                <w:lang w:eastAsia="en-IN" w:bidi="ml-IN"/>
+              </w:rPr>
+              <w:t>Ë</w:t>
+            </w:r>
+            <w:r>
+              <w:rPr>
+                <w:rFonts w:ascii="BRH Malayalam Extra" w:eastAsia="Times New Roman" w:hAnsi="BRH Malayalam Extra" w:cs="BRH Malayalam Extra"/>
+                <w:color w:val="000000"/>
+                <w:sz w:val="32"/>
+                <w:szCs w:val="40"/>
+                <w:lang w:eastAsia="en-IN" w:bidi="ml-IN"/>
+              </w:rPr>
+              <w:t>–</w:t>
+            </w:r>
+            <w:r>
+              <w:rPr>
+                <w:rFonts w:ascii="BRH Malayalam Extra" w:eastAsia="Times New Roman" w:hAnsi="BRH Malayalam Extra" w:cs="BRH Malayalam Extra"/>
+                <w:color w:val="000000"/>
+                <w:sz w:val="40"/>
+                <w:szCs w:val="40"/>
+                <w:lang w:eastAsia="en-IN" w:bidi="ml-IN"/>
+              </w:rPr>
+              <w:t>p | G</w:t>
+            </w:r>
+            <w:r>
+              <w:rPr>
+                <w:rFonts w:ascii="BRH Malayalam Extra" w:eastAsia="Times New Roman" w:hAnsi="BRH Malayalam Extra" w:cs="BRH Malayalam Extra"/>
+                <w:color w:val="000000"/>
+                <w:sz w:val="32"/>
+                <w:szCs w:val="40"/>
+                <w:lang w:eastAsia="en-IN" w:bidi="ml-IN"/>
+              </w:rPr>
+              <w:t>–</w:t>
+            </w:r>
+            <w:r>
+              <w:rPr>
+                <w:rFonts w:ascii="BRH Malayalam Extra" w:eastAsia="Times New Roman" w:hAnsi="BRH Malayalam Extra" w:cs="BRH Malayalam Extra"/>
+                <w:color w:val="000000"/>
+                <w:sz w:val="40"/>
+                <w:szCs w:val="40"/>
+                <w:lang w:eastAsia="en-IN" w:bidi="ml-IN"/>
+              </w:rPr>
+              <w:t>¤¤pdx˜I |</w:t>
+            </w:r>
+          </w:p>
+        </w:tc>
+      </w:tr>
+    </w:tbl>
+    <w:p>
+      <w:pPr>
+        <w:jc w:val="center"/>
+        <w:rPr>
+          <w:b/>
+          <w:bCs/>
+          <w:sz w:val="32"/>
+          <w:szCs w:val="32"/>
+          <w:u w:val="single"/>
+        </w:rPr>
+      </w:pPr>
+    </w:p>
+    <w:p>
+      <w:pPr>
+        <w:jc w:val="center"/>
+        <w:rPr>
+          <w:b/>
+          <w:bCs/>
+          <w:sz w:val="32"/>
+          <w:szCs w:val="32"/>
+          <w:u w:val="single"/>
+        </w:rPr>
+      </w:pPr>
+    </w:p>
     <w:p>
       <w:pPr>
         <w:jc w:val="center"/>
@@ -796,6 +1395,7 @@
                 <w:sz w:val="28"/>
                 <w:szCs w:val="28"/>
               </w:rPr>
+              <w:lastRenderedPageBreak/>
               <w:t>T.S.5.1.2.</w:t>
             </w:r>
             <w:r>
@@ -2218,7 +2818,6 @@
                 <w:sz w:val="28"/>
                 <w:szCs w:val="28"/>
               </w:rPr>
-              <w:lastRenderedPageBreak/>
               <w:t>T.S.5.1.2.6 – Kramam</w:t>
             </w:r>
           </w:p>
@@ -2879,7 +3478,7 @@
                 <w:color w:val="EE0000"/>
                 <w:sz w:val="28"/>
                 <w:szCs w:val="28"/>
-                <w:lang w:val="it-IT" w:bidi="ta-IN"/>
+                <w:lang w:val="en-IN" w:bidi="ta-IN"/>
               </w:rPr>
             </w:pPr>
             <w:r>
@@ -2889,20 +3488,9 @@
                 <w:color w:val="EE0000"/>
                 <w:sz w:val="28"/>
                 <w:szCs w:val="28"/>
-                <w:lang w:val="it-IT"/>
-              </w:rPr>
-              <w:t xml:space="preserve">Krama Vaakyam No.– </w:t>
-            </w:r>
-            <w:r>
-              <w:rPr>
-                <w:rFonts w:cs="Arial"/>
-                <w:b/>
-                <w:color w:val="EE0000"/>
-                <w:sz w:val="28"/>
-                <w:szCs w:val="28"/>
-                <w:lang w:val="it-IT"/>
-              </w:rPr>
-              <w:t>31</w:t>
+                <w:lang w:val="en-IN"/>
+              </w:rPr>
+              <w:t>Krama Vaakyam No.– 31</w:t>
             </w:r>
           </w:p>
           <w:p>
@@ -3169,6 +3757,7 @@
                 <w:sz w:val="28"/>
                 <w:szCs w:val="28"/>
               </w:rPr>
+              <w:lastRenderedPageBreak/>
               <w:t>T.S.5.1.</w:t>
             </w:r>
             <w:r>
@@ -4474,7 +5063,6 @@
                 <w:sz w:val="28"/>
                 <w:szCs w:val="32"/>
               </w:rPr>
-              <w:lastRenderedPageBreak/>
               <w:t>T.S.</w:t>
             </w:r>
             <w:r>
@@ -5338,6 +5926,7 @@
           <w:szCs w:val="32"/>
           <w:u w:val="single"/>
         </w:rPr>
+        <w:lastRenderedPageBreak/>
         <w:t xml:space="preserve">TS Krama Paatam – TS </w:t>
       </w:r>
       <w:r>
@@ -6862,7 +7451,6 @@
                 <w:sz w:val="28"/>
                 <w:szCs w:val="32"/>
               </w:rPr>
-              <w:lastRenderedPageBreak/>
               <w:t>T.S.5.1.5.5 – Kramam</w:t>
             </w:r>
           </w:p>
@@ -7856,6 +8444,7 @@
                 <w:highlight w:val="yellow"/>
                 <w:lang w:val="it-IT" w:eastAsia="en-IN" w:bidi="ml-IN"/>
               </w:rPr>
+              <w:lastRenderedPageBreak/>
               <w:t>A</w:t>
             </w:r>
             <w:r>
@@ -8057,6 +8646,7 @@
                 <w:szCs w:val="40"/>
                 <w:lang w:val="it-IT" w:eastAsia="en-IN" w:bidi="ml-IN"/>
               </w:rPr>
+              <w:lastRenderedPageBreak/>
               <w:t>A</w:t>
             </w:r>
             <w:r>
@@ -8224,6 +8814,7 @@
                 <w:highlight w:val="green"/>
                 <w:lang w:val="it-IT" w:eastAsia="en-IN" w:bidi="ml-IN"/>
               </w:rPr>
+              <w:lastRenderedPageBreak/>
               <w:t>A</w:t>
             </w:r>
             <w:r>
@@ -8442,6 +9033,7 @@
                 <w:sz w:val="28"/>
                 <w:szCs w:val="32"/>
               </w:rPr>
+              <w:lastRenderedPageBreak/>
               <w:t>T.S.5.1.7.4 – Kramam</w:t>
             </w:r>
           </w:p>
@@ -9710,7 +10302,6 @@
                 <w:sz w:val="28"/>
                 <w:szCs w:val="32"/>
               </w:rPr>
-              <w:lastRenderedPageBreak/>
               <w:t>T.S.5.1.8.</w:t>
             </w:r>
             <w:r>
@@ -10682,6 +11273,7 @@
                 <w:sz w:val="28"/>
                 <w:szCs w:val="32"/>
               </w:rPr>
+              <w:lastRenderedPageBreak/>
               <w:t>T.S.</w:t>
             </w:r>
             <w:r>

--- a/TS-Kramam/TS-5.1/TS 5.1 Malayalam Krama Paatam Corrections.docx
+++ b/TS-Kramam/TS-5.1/TS 5.1 Malayalam Krama Paatam Corrections.docx
@@ -81,7 +81,18 @@
           <w:szCs w:val="32"/>
           <w:u w:val="single"/>
         </w:rPr>
-        <w:t xml:space="preserve">Observed till </w:t>
+        <w:t xml:space="preserve">Observed </w:t>
+      </w:r>
+      <w:proofErr w:type="gramStart"/>
+      <w:r>
+        <w:rPr>
+          <w:b/>
+          <w:bCs/>
+          <w:sz w:val="32"/>
+          <w:szCs w:val="32"/>
+          <w:u w:val="single"/>
+        </w:rPr>
+        <w:t xml:space="preserve">till </w:t>
       </w:r>
       <w:r>
         <w:rPr>
@@ -94,6 +105,7 @@
         </w:rPr>
         <w:t>?????</w:t>
       </w:r>
+      <w:proofErr w:type="gramEnd"/>
     </w:p>
     <w:p>
       <w:pPr>
@@ -227,6 +239,107 @@
           </w:tcPr>
           <w:p>
             <w:pPr>
+              <w:spacing w:before="0" w:line="240" w:lineRule="auto"/>
+              <w:rPr>
+                <w:rFonts w:cs="Latha"/>
+                <w:b/>
+                <w:color w:val="EE0000"/>
+                <w:sz w:val="28"/>
+                <w:szCs w:val="28"/>
+                <w:lang w:bidi="ta-IN"/>
+              </w:rPr>
+            </w:pPr>
+            <w:r>
+              <w:rPr>
+                <w:rFonts w:cs="Latha"/>
+                <w:b/>
+                <w:color w:val="EE0000"/>
+                <w:sz w:val="28"/>
+                <w:szCs w:val="28"/>
+                <w:lang w:bidi="ta-IN"/>
+              </w:rPr>
+              <w:t>TS 5.1.</w:t>
+            </w:r>
+            <w:r>
+              <w:rPr>
+                <w:rFonts w:cs="Latha"/>
+                <w:b/>
+                <w:color w:val="EE0000"/>
+                <w:sz w:val="28"/>
+                <w:szCs w:val="28"/>
+                <w:lang w:bidi="ta-IN"/>
+              </w:rPr>
+              <w:t>2.5</w:t>
+            </w:r>
+            <w:r>
+              <w:rPr>
+                <w:rFonts w:cs="Latha"/>
+                <w:b/>
+                <w:color w:val="EE0000"/>
+                <w:sz w:val="28"/>
+                <w:szCs w:val="28"/>
+                <w:lang w:bidi="ta-IN"/>
+              </w:rPr>
+              <w:t xml:space="preserve"> - </w:t>
+            </w:r>
+            <w:r>
+              <w:rPr>
+                <w:rFonts w:cs="Arial"/>
+                <w:b/>
+                <w:color w:val="EE0000"/>
+                <w:sz w:val="28"/>
+                <w:szCs w:val="28"/>
+              </w:rPr>
+              <w:t>Kramam</w:t>
+            </w:r>
+          </w:p>
+          <w:p>
+            <w:pPr>
+              <w:spacing w:before="0" w:line="240" w:lineRule="auto"/>
+              <w:rPr>
+                <w:rFonts w:cs="Latha"/>
+                <w:b/>
+                <w:color w:val="EE0000"/>
+                <w:sz w:val="28"/>
+                <w:szCs w:val="28"/>
+                <w:lang w:bidi="ta-IN"/>
+              </w:rPr>
+            </w:pPr>
+            <w:r>
+              <w:rPr>
+                <w:rFonts w:cs="Arial"/>
+                <w:b/>
+                <w:color w:val="EE0000"/>
+                <w:sz w:val="28"/>
+                <w:szCs w:val="28"/>
+              </w:rPr>
+              <w:t>Krama Vaakyam</w:t>
+            </w:r>
+            <w:r>
+              <w:rPr>
+                <w:rFonts w:cs="Latha"/>
+                <w:b/>
+                <w:color w:val="EE0000"/>
+                <w:sz w:val="28"/>
+                <w:szCs w:val="28"/>
+                <w:lang w:bidi="ta-IN"/>
+              </w:rPr>
+              <w:t xml:space="preserve"> No: - </w:t>
+            </w:r>
+            <w:r>
+              <w:rPr>
+                <w:rFonts w:cs="Latha"/>
+                <w:b/>
+                <w:color w:val="EE0000"/>
+                <w:sz w:val="28"/>
+                <w:szCs w:val="28"/>
+                <w:lang w:bidi="ta-IN"/>
+              </w:rPr>
+              <w:t>15</w:t>
+            </w:r>
+          </w:p>
+          <w:p>
+            <w:pPr>
               <w:widowControl w:val="0"/>
               <w:tabs>
                 <w:tab w:val="left" w:pos="993"/>
@@ -239,137 +352,32 @@
               <w:rPr>
                 <w:rFonts w:cs="Arial"/>
                 <w:b/>
-                <w:color w:val="000000"/>
+                <w:color w:val="EE0000"/>
                 <w:sz w:val="28"/>
                 <w:szCs w:val="28"/>
               </w:rPr>
             </w:pPr>
             <w:r>
               <w:rPr>
-                <w:rFonts w:cs="Arial"/>
-                <w:b/>
-                <w:color w:val="000000"/>
+                <w:rFonts w:cs="Latha"/>
+                <w:b/>
+                <w:color w:val="EE0000"/>
                 <w:sz w:val="28"/>
                 <w:szCs w:val="28"/>
-              </w:rPr>
-              <w:t>T.S.5.1.</w:t>
-            </w:r>
-            <w:r>
-              <w:rPr>
-                <w:rFonts w:cs="Arial"/>
-                <w:b/>
-                <w:color w:val="000000"/>
+                <w:lang w:bidi="ta-IN"/>
+              </w:rPr>
+              <w:t xml:space="preserve">Panchaati No. - </w:t>
+            </w:r>
+            <w:r>
+              <w:rPr>
+                <w:rFonts w:cs="Latha"/>
+                <w:b/>
+                <w:color w:val="EE0000"/>
                 <w:sz w:val="28"/>
                 <w:szCs w:val="28"/>
-              </w:rPr>
-              <w:t>9.3</w:t>
-            </w:r>
-            <w:r>
-              <w:rPr>
-                <w:rFonts w:cs="Arial"/>
-                <w:b/>
-                <w:color w:val="000000"/>
-                <w:sz w:val="28"/>
-                <w:szCs w:val="28"/>
-              </w:rPr>
-              <w:t xml:space="preserve"> – Kramam</w:t>
-            </w:r>
-          </w:p>
-          <w:p>
-            <w:pPr>
-              <w:widowControl w:val="0"/>
-              <w:tabs>
-                <w:tab w:val="left" w:pos="993"/>
-              </w:tabs>
-              <w:autoSpaceDE w:val="0"/>
-              <w:autoSpaceDN w:val="0"/>
-              <w:adjustRightInd w:val="0"/>
-              <w:spacing w:before="0" w:line="240" w:lineRule="auto"/>
-              <w:ind w:right="297"/>
-              <w:rPr>
-                <w:rFonts w:cs="Arial"/>
-                <w:b/>
-                <w:color w:val="000000"/>
-                <w:sz w:val="28"/>
-                <w:szCs w:val="28"/>
-                <w:lang w:val="it-IT"/>
-              </w:rPr>
-            </w:pPr>
-            <w:r>
-              <w:rPr>
-                <w:rFonts w:cs="Arial"/>
-                <w:b/>
-                <w:color w:val="000000"/>
-                <w:sz w:val="28"/>
-                <w:szCs w:val="28"/>
-                <w:lang w:val="it-IT"/>
-              </w:rPr>
-              <w:t xml:space="preserve">Krama Vaakyam No.– </w:t>
-            </w:r>
-            <w:r>
-              <w:rPr>
-                <w:rFonts w:cs="Arial"/>
-                <w:b/>
-                <w:color w:val="000000"/>
-                <w:sz w:val="28"/>
-                <w:szCs w:val="28"/>
-                <w:lang w:val="it-IT"/>
-              </w:rPr>
-              <w:t>14</w:t>
-            </w:r>
-          </w:p>
-          <w:p>
-            <w:pPr>
-              <w:widowControl w:val="0"/>
-              <w:tabs>
-                <w:tab w:val="left" w:pos="993"/>
-              </w:tabs>
-              <w:autoSpaceDE w:val="0"/>
-              <w:autoSpaceDN w:val="0"/>
-              <w:adjustRightInd w:val="0"/>
-              <w:spacing w:before="0" w:line="240" w:lineRule="auto"/>
-              <w:ind w:right="297"/>
-              <w:rPr>
-                <w:rFonts w:cs="Arial"/>
-                <w:b/>
-                <w:color w:val="000000"/>
-                <w:sz w:val="28"/>
-                <w:szCs w:val="32"/>
-                <w:lang w:val="it-IT"/>
-              </w:rPr>
-            </w:pPr>
-            <w:r>
-              <w:rPr>
-                <w:rFonts w:cs="Arial"/>
-                <w:b/>
-                <w:color w:val="000000"/>
-                <w:sz w:val="28"/>
-                <w:szCs w:val="28"/>
-                <w:lang w:val="it-IT"/>
-              </w:rPr>
-              <w:t xml:space="preserve">Panchaati No. - </w:t>
-            </w:r>
-            <w:r>
-              <w:rPr>
-                <w:rFonts w:cs="Arial"/>
-                <w:b/>
-                <w:color w:val="000000"/>
-                <w:sz w:val="28"/>
-                <w:szCs w:val="28"/>
-                <w:lang w:val="it-IT"/>
-              </w:rPr>
-              <w:t>4</w:t>
-            </w:r>
-            <w:r>
-              <w:rPr>
-                <w:rFonts w:cs="Arial"/>
-                <w:b/>
-                <w:color w:val="000000"/>
-                <w:sz w:val="28"/>
-                <w:szCs w:val="28"/>
-                <w:lang w:val="it-IT"/>
-              </w:rPr>
-              <w:t>7</w:t>
+                <w:lang w:bidi="ta-IN"/>
+              </w:rPr>
+              <w:t>9</w:t>
             </w:r>
           </w:p>
         </w:tc>
@@ -385,57 +393,58 @@
               <w:adjustRightInd w:val="0"/>
               <w:spacing w:before="0" w:line="240" w:lineRule="auto"/>
               <w:rPr>
-                <w:rFonts w:ascii="BRH Malayalam Extra" w:hAnsi="BRH Malayalam Extra" w:cs="BRH Malayalam Extra"/>
-                <w:color w:val="000000"/>
-                <w:sz w:val="36"/>
-                <w:szCs w:val="40"/>
-              </w:rPr>
-            </w:pPr>
-            <w:r>
-              <w:rPr>
-                <w:rFonts w:ascii="BRH Malayalam Extra" w:eastAsia="Times New Roman" w:hAnsi="BRH Malayalam Extra" w:cs="BRH Malayalam Extra"/>
-                <w:color w:val="000000"/>
+                <w:rFonts w:ascii="BRH Malayalam Extra" w:eastAsia="Times New Roman" w:hAnsi="BRH Malayalam Extra" w:cs="BRH Malayalam Extra"/>
+                <w:color w:val="EE0000"/>
                 <w:sz w:val="40"/>
                 <w:szCs w:val="40"/>
                 <w:lang w:eastAsia="en-IN" w:bidi="ml-IN"/>
               </w:rPr>
-              <w:t>ögÖ</w:t>
-            </w:r>
-            <w:r>
-              <w:rPr>
-                <w:rFonts w:ascii="BRH Malayalam Extra" w:eastAsia="Times New Roman" w:hAnsi="BRH Malayalam Extra" w:cs="BRH Malayalam Extra"/>
-                <w:color w:val="000000" w:themeColor="text1"/>
+            </w:pPr>
+            <w:r>
+              <w:rPr>
+                <w:rFonts w:ascii="BRH Malayalam Extra" w:eastAsia="Times New Roman" w:hAnsi="BRH Malayalam Extra" w:cs="BRH Malayalam Extra"/>
+                <w:color w:val="EE0000"/>
                 <w:sz w:val="40"/>
                 <w:szCs w:val="40"/>
                 <w:lang w:eastAsia="en-IN" w:bidi="ml-IN"/>
               </w:rPr>
-              <w:t>—</w:t>
-            </w:r>
-            <w:r>
-              <w:rPr>
-                <w:rFonts w:ascii="BRH Malayalam Extra" w:eastAsia="Times New Roman" w:hAnsi="BRH Malayalam Extra" w:cs="BRH Malayalam Extra"/>
-                <w:color w:val="000000" w:themeColor="text1"/>
+              <w:t>CZõx—t¡J | B</w:t>
+            </w:r>
+            <w:r>
+              <w:rPr>
+                <w:rFonts w:ascii="BRH Malayalam Extra" w:eastAsia="Times New Roman" w:hAnsi="BRH Malayalam Extra" w:cs="BRH Malayalam Extra"/>
+                <w:color w:val="EE0000"/>
+                <w:sz w:val="32"/>
+                <w:szCs w:val="40"/>
+                <w:lang w:eastAsia="en-IN" w:bidi="ml-IN"/>
+              </w:rPr>
+              <w:t>–</w:t>
+            </w:r>
+            <w:r>
+              <w:rPr>
+                <w:rFonts w:ascii="BRH Malayalam Extra" w:eastAsia="Times New Roman" w:hAnsi="BRH Malayalam Extra" w:cs="BRH Malayalam Extra"/>
+                <w:color w:val="EE0000"/>
                 <w:sz w:val="40"/>
                 <w:szCs w:val="40"/>
                 <w:highlight w:val="yellow"/>
                 <w:lang w:eastAsia="en-IN" w:bidi="ml-IN"/>
               </w:rPr>
-              <w:t>¤¤</w:t>
-            </w:r>
-            <w:r>
-              <w:rPr>
-                <w:rFonts w:ascii="BRH Malayalam Extra" w:eastAsia="Times New Roman" w:hAnsi="BRH Malayalam Extra" w:cs="BRH Malayalam Extra"/>
-                <w:color w:val="000000" w:themeColor="text1"/>
+              <w:t>t¡</w:t>
+            </w:r>
+            <w:r>
+              <w:rPr>
+                <w:rFonts w:ascii="BRH Malayalam Extra" w:eastAsia="Times New Roman" w:hAnsi="BRH Malayalam Extra" w:cs="BRH Malayalam Extra"/>
+                <w:color w:val="EE0000"/>
                 <w:sz w:val="40"/>
                 <w:szCs w:val="40"/>
                 <w:lang w:eastAsia="en-IN" w:bidi="ml-IN"/>
               </w:rPr>
-              <w:t>Ë</w:t>
-            </w:r>
-            <w:r>
-              <w:rPr>
-                <w:rFonts w:ascii="BRH Malayalam Extra" w:eastAsia="Times New Roman" w:hAnsi="BRH Malayalam Extra" w:cs="BRH Malayalam Extra"/>
-                <w:color w:val="000000"/>
+              <w:t>ky</w:t>
+            </w:r>
+            <w:r>
+              <w:rPr>
+                <w:rFonts w:ascii="BRH Malayalam Extra" w:eastAsia="Times New Roman" w:hAnsi="BRH Malayalam Extra" w:cs="BRH Malayalam Extra"/>
+                <w:color w:val="EE0000"/>
                 <w:sz w:val="32"/>
                 <w:szCs w:val="40"/>
                 <w:lang w:eastAsia="en-IN" w:bidi="ml-IN"/>
@@ -445,32 +454,12 @@
             <w:r>
               <w:rPr>
                 <w:rFonts w:ascii="BRH Malayalam Extra" w:eastAsia="Times New Roman" w:hAnsi="BRH Malayalam Extra" w:cs="BRH Malayalam Extra"/>
-                <w:color w:val="000000"/>
+                <w:color w:val="EE0000"/>
                 <w:sz w:val="40"/>
                 <w:szCs w:val="40"/>
                 <w:lang w:eastAsia="en-IN" w:bidi="ml-IN"/>
               </w:rPr>
-              <w:t>p | G</w:t>
-            </w:r>
-            <w:r>
-              <w:rPr>
-                <w:rFonts w:ascii="BRH Malayalam Extra" w:eastAsia="Times New Roman" w:hAnsi="BRH Malayalam Extra" w:cs="BRH Malayalam Extra"/>
-                <w:color w:val="000000"/>
-                <w:sz w:val="32"/>
-                <w:szCs w:val="40"/>
-                <w:lang w:eastAsia="en-IN" w:bidi="ml-IN"/>
-              </w:rPr>
-              <w:t>–</w:t>
-            </w:r>
-            <w:r>
-              <w:rPr>
-                <w:rFonts w:ascii="BRH Malayalam Extra" w:eastAsia="Times New Roman" w:hAnsi="BRH Malayalam Extra" w:cs="BRH Malayalam Extra"/>
-                <w:color w:val="000000"/>
-                <w:sz w:val="40"/>
-                <w:szCs w:val="40"/>
-                <w:lang w:eastAsia="en-IN" w:bidi="ml-IN"/>
-              </w:rPr>
-              <w:t>¤¤pdx˜I |</w:t>
+              <w:t>jI |</w:t>
             </w:r>
           </w:p>
         </w:tc>
@@ -486,41 +475,371 @@
               <w:adjustRightInd w:val="0"/>
               <w:spacing w:before="0" w:line="240" w:lineRule="auto"/>
               <w:rPr>
-                <w:rFonts w:ascii="Cambria" w:hAnsi="Cambria" w:cs="BRH Malayalam Extra"/>
-                <w:color w:val="000000"/>
-                <w:sz w:val="36"/>
-                <w:szCs w:val="40"/>
-              </w:rPr>
-            </w:pPr>
-            <w:r>
-              <w:rPr>
-                <w:rFonts w:ascii="BRH Malayalam Extra" w:eastAsia="Times New Roman" w:hAnsi="BRH Malayalam Extra" w:cs="BRH Malayalam Extra"/>
-                <w:color w:val="000000"/>
+                <w:rFonts w:ascii="BRH Malayalam Extra" w:eastAsia="Times New Roman" w:hAnsi="BRH Malayalam Extra" w:cs="BRH Malayalam Extra"/>
+                <w:color w:val="EE0000"/>
                 <w:sz w:val="40"/>
                 <w:szCs w:val="40"/>
                 <w:lang w:eastAsia="en-IN" w:bidi="ml-IN"/>
               </w:rPr>
-              <w:t>ögÖ</w:t>
-            </w:r>
-            <w:r>
-              <w:rPr>
-                <w:rFonts w:ascii="BRH Malayalam Extra" w:eastAsia="Times New Roman" w:hAnsi="BRH Malayalam Extra" w:cs="BRH Malayalam Extra"/>
-                <w:color w:val="000000" w:themeColor="text1"/>
+            </w:pPr>
+            <w:r>
+              <w:rPr>
+                <w:rFonts w:ascii="BRH Malayalam Extra" w:eastAsia="Times New Roman" w:hAnsi="BRH Malayalam Extra" w:cs="BRH Malayalam Extra"/>
+                <w:color w:val="EE0000"/>
                 <w:sz w:val="40"/>
                 <w:szCs w:val="40"/>
                 <w:lang w:eastAsia="en-IN" w:bidi="ml-IN"/>
               </w:rPr>
-              <w:t>—</w:t>
-            </w:r>
-            <w:r>
-              <w:rPr>
-                <w:rFonts w:ascii="BRH Malayalam Extra" w:eastAsia="Times New Roman" w:hAnsi="BRH Malayalam Extra" w:cs="BRH Malayalam Extra"/>
-                <w:color w:val="000000"/>
+              <w:t>CZõx—t¡J | B</w:t>
+            </w:r>
+            <w:r>
+              <w:rPr>
+                <w:rFonts w:ascii="BRH Malayalam Extra" w:eastAsia="Times New Roman" w:hAnsi="BRH Malayalam Extra" w:cs="BRH Malayalam Extra"/>
+                <w:color w:val="EE0000"/>
+                <w:sz w:val="32"/>
+                <w:szCs w:val="40"/>
+                <w:lang w:eastAsia="en-IN" w:bidi="ml-IN"/>
+              </w:rPr>
+              <w:t>–</w:t>
+            </w:r>
+            <w:r>
+              <w:rPr>
+                <w:rFonts w:ascii="BRH Malayalam Extra" w:eastAsia="Times New Roman" w:hAnsi="BRH Malayalam Extra" w:cs="BRH Malayalam Extra"/>
+                <w:color w:val="EE0000"/>
                 <w:sz w:val="40"/>
                 <w:szCs w:val="40"/>
                 <w:highlight w:val="green"/>
                 <w:lang w:eastAsia="en-IN" w:bidi="ml-IN"/>
               </w:rPr>
+              <w:t>t¡</w:t>
+            </w:r>
+            <w:r>
+              <w:rPr>
+                <w:rFonts w:ascii="BRH Malayalam Extra" w:eastAsia="Times New Roman" w:hAnsi="BRH Malayalam Extra" w:cs="BRH Malayalam Extra"/>
+                <w:color w:val="EE0000"/>
+                <w:sz w:val="32"/>
+                <w:szCs w:val="40"/>
+                <w:lang w:eastAsia="en-IN" w:bidi="ml-IN"/>
+              </w:rPr>
+              <w:t>–</w:t>
+            </w:r>
+            <w:r>
+              <w:rPr>
+                <w:rFonts w:ascii="BRH Malayalam Extra" w:eastAsia="Times New Roman" w:hAnsi="BRH Malayalam Extra" w:cs="BRH Malayalam Extra"/>
+                <w:color w:val="EE0000"/>
+                <w:sz w:val="40"/>
+                <w:szCs w:val="40"/>
+                <w:lang w:eastAsia="en-IN" w:bidi="ml-IN"/>
+              </w:rPr>
+              <w:t>ky</w:t>
+            </w:r>
+            <w:r>
+              <w:rPr>
+                <w:rFonts w:ascii="BRH Malayalam Extra" w:eastAsia="Times New Roman" w:hAnsi="BRH Malayalam Extra" w:cs="BRH Malayalam Extra"/>
+                <w:color w:val="EE0000"/>
+                <w:sz w:val="32"/>
+                <w:szCs w:val="40"/>
+                <w:lang w:eastAsia="en-IN" w:bidi="ml-IN"/>
+              </w:rPr>
+              <w:t>–</w:t>
+            </w:r>
+            <w:r>
+              <w:rPr>
+                <w:rFonts w:ascii="BRH Malayalam Extra" w:eastAsia="Times New Roman" w:hAnsi="BRH Malayalam Extra" w:cs="BRH Malayalam Extra"/>
+                <w:color w:val="EE0000"/>
+                <w:sz w:val="40"/>
+                <w:szCs w:val="40"/>
+                <w:lang w:eastAsia="en-IN" w:bidi="ml-IN"/>
+              </w:rPr>
+              <w:t>jI |</w:t>
+            </w:r>
+          </w:p>
+        </w:tc>
+      </w:tr>
+      <w:tr>
+        <w:trPr>
+          <w:trHeight w:val="1104"/>
+        </w:trPr>
+        <w:tc>
+          <w:tcPr>
+            <w:tcW w:w="3906" w:type="dxa"/>
+          </w:tcPr>
+          <w:p>
+            <w:pPr>
+              <w:widowControl w:val="0"/>
+              <w:tabs>
+                <w:tab w:val="left" w:pos="993"/>
+              </w:tabs>
+              <w:autoSpaceDE w:val="0"/>
+              <w:autoSpaceDN w:val="0"/>
+              <w:adjustRightInd w:val="0"/>
+              <w:spacing w:before="0" w:line="240" w:lineRule="auto"/>
+              <w:ind w:right="297"/>
+              <w:rPr>
+                <w:rFonts w:cs="Arial"/>
+                <w:b/>
+                <w:color w:val="000000"/>
+                <w:sz w:val="28"/>
+                <w:szCs w:val="28"/>
+              </w:rPr>
+            </w:pPr>
+            <w:r>
+              <w:rPr>
+                <w:rFonts w:cs="Arial"/>
+                <w:b/>
+                <w:color w:val="000000"/>
+                <w:sz w:val="28"/>
+                <w:szCs w:val="28"/>
+              </w:rPr>
+              <w:t>T.S.5.1.</w:t>
+            </w:r>
+            <w:r>
+              <w:rPr>
+                <w:rFonts w:cs="Arial"/>
+                <w:b/>
+                <w:color w:val="000000"/>
+                <w:sz w:val="28"/>
+                <w:szCs w:val="28"/>
+              </w:rPr>
+              <w:t>9.3</w:t>
+            </w:r>
+            <w:r>
+              <w:rPr>
+                <w:rFonts w:cs="Arial"/>
+                <w:b/>
+                <w:color w:val="000000"/>
+                <w:sz w:val="28"/>
+                <w:szCs w:val="28"/>
+              </w:rPr>
+              <w:t xml:space="preserve"> – Kramam</w:t>
+            </w:r>
+          </w:p>
+          <w:p>
+            <w:pPr>
+              <w:widowControl w:val="0"/>
+              <w:tabs>
+                <w:tab w:val="left" w:pos="993"/>
+              </w:tabs>
+              <w:autoSpaceDE w:val="0"/>
+              <w:autoSpaceDN w:val="0"/>
+              <w:adjustRightInd w:val="0"/>
+              <w:spacing w:before="0" w:line="240" w:lineRule="auto"/>
+              <w:ind w:right="297"/>
+              <w:rPr>
+                <w:rFonts w:cs="Arial"/>
+                <w:b/>
+                <w:color w:val="000000"/>
+                <w:sz w:val="28"/>
+                <w:szCs w:val="28"/>
+                <w:lang w:val="en-IN"/>
+              </w:rPr>
+            </w:pPr>
+            <w:r>
+              <w:rPr>
+                <w:rFonts w:cs="Arial"/>
+                <w:b/>
+                <w:color w:val="000000"/>
+                <w:sz w:val="28"/>
+                <w:szCs w:val="28"/>
+                <w:lang w:val="en-IN"/>
+              </w:rPr>
+              <w:t>Krama Vaakyam No.– 14</w:t>
+            </w:r>
+          </w:p>
+          <w:p>
+            <w:pPr>
+              <w:widowControl w:val="0"/>
+              <w:tabs>
+                <w:tab w:val="left" w:pos="993"/>
+              </w:tabs>
+              <w:autoSpaceDE w:val="0"/>
+              <w:autoSpaceDN w:val="0"/>
+              <w:adjustRightInd w:val="0"/>
+              <w:spacing w:before="0" w:line="240" w:lineRule="auto"/>
+              <w:ind w:right="297"/>
+              <w:rPr>
+                <w:rFonts w:cs="Arial"/>
+                <w:b/>
+                <w:color w:val="000000"/>
+                <w:sz w:val="28"/>
+                <w:szCs w:val="32"/>
+                <w:lang w:val="it-IT"/>
+              </w:rPr>
+            </w:pPr>
+            <w:r>
+              <w:rPr>
+                <w:rFonts w:cs="Arial"/>
+                <w:b/>
+                <w:color w:val="000000"/>
+                <w:sz w:val="28"/>
+                <w:szCs w:val="28"/>
+                <w:lang w:val="it-IT"/>
+              </w:rPr>
+              <w:t>Panchaati No. - 4</w:t>
+            </w:r>
+            <w:r>
+              <w:rPr>
+                <w:rFonts w:cs="Arial"/>
+                <w:b/>
+                <w:color w:val="000000"/>
+                <w:sz w:val="28"/>
+                <w:szCs w:val="28"/>
+                <w:lang w:val="it-IT"/>
+              </w:rPr>
+              <w:t>7</w:t>
+            </w:r>
+          </w:p>
+        </w:tc>
+        <w:tc>
+          <w:tcPr>
+            <w:tcW w:w="5103" w:type="dxa"/>
+          </w:tcPr>
+          <w:p>
+            <w:pPr>
+              <w:widowControl w:val="0"/>
+              <w:autoSpaceDE w:val="0"/>
+              <w:autoSpaceDN w:val="0"/>
+              <w:adjustRightInd w:val="0"/>
+              <w:spacing w:before="0" w:line="240" w:lineRule="auto"/>
+              <w:rPr>
+                <w:rFonts w:ascii="BRH Malayalam Extra" w:hAnsi="BRH Malayalam Extra" w:cs="BRH Malayalam Extra"/>
+                <w:color w:val="000000"/>
+                <w:sz w:val="36"/>
+                <w:szCs w:val="40"/>
+                <w:lang w:val="it-IT"/>
+              </w:rPr>
+            </w:pPr>
+            <w:r>
+              <w:rPr>
+                <w:rFonts w:ascii="BRH Malayalam Extra" w:eastAsia="Times New Roman" w:hAnsi="BRH Malayalam Extra" w:cs="BRH Malayalam Extra"/>
+                <w:color w:val="000000"/>
+                <w:sz w:val="40"/>
+                <w:szCs w:val="40"/>
+                <w:lang w:val="it-IT" w:eastAsia="en-IN" w:bidi="ml-IN"/>
+              </w:rPr>
+              <w:t>ögÖ</w:t>
+            </w:r>
+            <w:r>
+              <w:rPr>
+                <w:rFonts w:ascii="BRH Malayalam Extra" w:eastAsia="Times New Roman" w:hAnsi="BRH Malayalam Extra" w:cs="BRH Malayalam Extra"/>
+                <w:color w:val="000000" w:themeColor="text1"/>
+                <w:sz w:val="40"/>
+                <w:szCs w:val="40"/>
+                <w:lang w:val="it-IT" w:eastAsia="en-IN" w:bidi="ml-IN"/>
+              </w:rPr>
+              <w:t>—</w:t>
+            </w:r>
+            <w:r>
+              <w:rPr>
+                <w:rFonts w:ascii="BRH Malayalam Extra" w:eastAsia="Times New Roman" w:hAnsi="BRH Malayalam Extra" w:cs="BRH Malayalam Extra"/>
+                <w:color w:val="000000" w:themeColor="text1"/>
+                <w:sz w:val="40"/>
+                <w:szCs w:val="40"/>
+                <w:highlight w:val="yellow"/>
+                <w:lang w:val="it-IT" w:eastAsia="en-IN" w:bidi="ml-IN"/>
+              </w:rPr>
+              <w:t>¤¤</w:t>
+            </w:r>
+            <w:r>
+              <w:rPr>
+                <w:rFonts w:ascii="BRH Malayalam Extra" w:eastAsia="Times New Roman" w:hAnsi="BRH Malayalam Extra" w:cs="BRH Malayalam Extra"/>
+                <w:color w:val="000000" w:themeColor="text1"/>
+                <w:sz w:val="40"/>
+                <w:szCs w:val="40"/>
+                <w:lang w:val="it-IT" w:eastAsia="en-IN" w:bidi="ml-IN"/>
+              </w:rPr>
+              <w:t>Ë</w:t>
+            </w:r>
+            <w:r>
+              <w:rPr>
+                <w:rFonts w:ascii="BRH Malayalam Extra" w:eastAsia="Times New Roman" w:hAnsi="BRH Malayalam Extra" w:cs="BRH Malayalam Extra"/>
+                <w:color w:val="000000"/>
+                <w:sz w:val="32"/>
+                <w:szCs w:val="40"/>
+                <w:lang w:val="it-IT" w:eastAsia="en-IN" w:bidi="ml-IN"/>
+              </w:rPr>
+              <w:t>–</w:t>
+            </w:r>
+            <w:r>
+              <w:rPr>
+                <w:rFonts w:ascii="BRH Malayalam Extra" w:eastAsia="Times New Roman" w:hAnsi="BRH Malayalam Extra" w:cs="BRH Malayalam Extra"/>
+                <w:color w:val="000000"/>
+                <w:sz w:val="40"/>
+                <w:szCs w:val="40"/>
+                <w:lang w:val="it-IT" w:eastAsia="en-IN" w:bidi="ml-IN"/>
+              </w:rPr>
+              <w:t>p | G</w:t>
+            </w:r>
+            <w:r>
+              <w:rPr>
+                <w:rFonts w:ascii="BRH Malayalam Extra" w:eastAsia="Times New Roman" w:hAnsi="BRH Malayalam Extra" w:cs="BRH Malayalam Extra"/>
+                <w:color w:val="000000"/>
+                <w:sz w:val="32"/>
+                <w:szCs w:val="40"/>
+                <w:lang w:val="it-IT" w:eastAsia="en-IN" w:bidi="ml-IN"/>
+              </w:rPr>
+              <w:t>–</w:t>
+            </w:r>
+            <w:r>
+              <w:rPr>
+                <w:rFonts w:ascii="BRH Malayalam Extra" w:eastAsia="Times New Roman" w:hAnsi="BRH Malayalam Extra" w:cs="BRH Malayalam Extra"/>
+                <w:color w:val="000000"/>
+                <w:sz w:val="40"/>
+                <w:szCs w:val="40"/>
+                <w:lang w:val="it-IT" w:eastAsia="en-IN" w:bidi="ml-IN"/>
+              </w:rPr>
+              <w:t>¤¤pdx˜I |</w:t>
+            </w:r>
+          </w:p>
+        </w:tc>
+        <w:tc>
+          <w:tcPr>
+            <w:tcW w:w="5386" w:type="dxa"/>
+          </w:tcPr>
+          <w:p>
+            <w:pPr>
+              <w:widowControl w:val="0"/>
+              <w:autoSpaceDE w:val="0"/>
+              <w:autoSpaceDN w:val="0"/>
+              <w:adjustRightInd w:val="0"/>
+              <w:spacing w:before="0" w:line="240" w:lineRule="auto"/>
+              <w:rPr>
+                <w:rFonts w:ascii="Cambria" w:hAnsi="Cambria" w:cs="BRH Malayalam Extra"/>
+                <w:color w:val="000000"/>
+                <w:sz w:val="36"/>
+                <w:szCs w:val="40"/>
+                <w:lang w:val="it-IT"/>
+              </w:rPr>
+            </w:pPr>
+            <w:r>
+              <w:rPr>
+                <w:rFonts w:ascii="BRH Malayalam Extra" w:eastAsia="Times New Roman" w:hAnsi="BRH Malayalam Extra" w:cs="BRH Malayalam Extra"/>
+                <w:color w:val="000000"/>
+                <w:sz w:val="40"/>
+                <w:szCs w:val="40"/>
+                <w:lang w:val="it-IT" w:eastAsia="en-IN" w:bidi="ml-IN"/>
+              </w:rPr>
+              <w:t>ögÖ</w:t>
+            </w:r>
+            <w:r>
+              <w:rPr>
+                <w:rFonts w:ascii="BRH Malayalam Extra" w:eastAsia="Times New Roman" w:hAnsi="BRH Malayalam Extra" w:cs="BRH Malayalam Extra"/>
+                <w:color w:val="000000" w:themeColor="text1"/>
+                <w:sz w:val="40"/>
+                <w:szCs w:val="40"/>
+                <w:lang w:val="it-IT" w:eastAsia="en-IN" w:bidi="ml-IN"/>
+              </w:rPr>
+              <w:t>—</w:t>
+            </w:r>
+            <w:r>
+              <w:rPr>
+                <w:rFonts w:ascii="BRH Malayalam Extra" w:eastAsia="Times New Roman" w:hAnsi="BRH Malayalam Extra" w:cs="BRH Malayalam Extra"/>
+                <w:color w:val="000000"/>
+                <w:sz w:val="40"/>
+                <w:szCs w:val="40"/>
+                <w:highlight w:val="green"/>
+                <w:lang w:val="it-IT" w:eastAsia="en-IN" w:bidi="ml-IN"/>
+              </w:rPr>
               <w:t>¥</w:t>
             </w:r>
             <w:r>
@@ -529,7 +848,7 @@
                 <w:color w:val="000000" w:themeColor="text1"/>
                 <w:sz w:val="40"/>
                 <w:szCs w:val="40"/>
-                <w:lang w:eastAsia="en-IN" w:bidi="ml-IN"/>
+                <w:lang w:val="it-IT" w:eastAsia="en-IN" w:bidi="ml-IN"/>
               </w:rPr>
               <w:t>Ë</w:t>
             </w:r>
@@ -539,17 +858,17 @@
                 <w:color w:val="000000"/>
                 <w:sz w:val="32"/>
                 <w:szCs w:val="40"/>
-                <w:lang w:eastAsia="en-IN" w:bidi="ml-IN"/>
-              </w:rPr>
-              <w:t>–</w:t>
-            </w:r>
-            <w:r>
-              <w:rPr>
-                <w:rFonts w:ascii="BRH Malayalam Extra" w:eastAsia="Times New Roman" w:hAnsi="BRH Malayalam Extra" w:cs="BRH Malayalam Extra"/>
-                <w:color w:val="000000"/>
-                <w:sz w:val="40"/>
-                <w:szCs w:val="40"/>
-                <w:lang w:eastAsia="en-IN" w:bidi="ml-IN"/>
+                <w:lang w:val="it-IT" w:eastAsia="en-IN" w:bidi="ml-IN"/>
+              </w:rPr>
+              <w:t>–</w:t>
+            </w:r>
+            <w:r>
+              <w:rPr>
+                <w:rFonts w:ascii="BRH Malayalam Extra" w:eastAsia="Times New Roman" w:hAnsi="BRH Malayalam Extra" w:cs="BRH Malayalam Extra"/>
+                <w:color w:val="000000"/>
+                <w:sz w:val="40"/>
+                <w:szCs w:val="40"/>
+                <w:lang w:val="it-IT" w:eastAsia="en-IN" w:bidi="ml-IN"/>
               </w:rPr>
               <w:t>p | G</w:t>
             </w:r>
@@ -559,17 +878,17 @@
                 <w:color w:val="000000"/>
                 <w:sz w:val="32"/>
                 <w:szCs w:val="40"/>
-                <w:lang w:eastAsia="en-IN" w:bidi="ml-IN"/>
-              </w:rPr>
-              <w:t>–</w:t>
-            </w:r>
-            <w:r>
-              <w:rPr>
-                <w:rFonts w:ascii="BRH Malayalam Extra" w:eastAsia="Times New Roman" w:hAnsi="BRH Malayalam Extra" w:cs="BRH Malayalam Extra"/>
-                <w:color w:val="000000"/>
-                <w:sz w:val="40"/>
-                <w:szCs w:val="40"/>
-                <w:lang w:eastAsia="en-IN" w:bidi="ml-IN"/>
+                <w:lang w:val="it-IT" w:eastAsia="en-IN" w:bidi="ml-IN"/>
+              </w:rPr>
+              <w:t>–</w:t>
+            </w:r>
+            <w:r>
+              <w:rPr>
+                <w:rFonts w:ascii="BRH Malayalam Extra" w:eastAsia="Times New Roman" w:hAnsi="BRH Malayalam Extra" w:cs="BRH Malayalam Extra"/>
+                <w:color w:val="000000"/>
+                <w:sz w:val="40"/>
+                <w:szCs w:val="40"/>
+                <w:lang w:val="it-IT" w:eastAsia="en-IN" w:bidi="ml-IN"/>
               </w:rPr>
               <w:t>¤¤pdx˜I |</w:t>
             </w:r>
@@ -586,6 +905,7 @@
           <w:sz w:val="32"/>
           <w:szCs w:val="32"/>
           <w:u w:val="single"/>
+          <w:lang w:val="it-IT"/>
         </w:rPr>
       </w:pPr>
     </w:p>
@@ -598,6 +918,7 @@
           <w:sz w:val="32"/>
           <w:szCs w:val="32"/>
           <w:u w:val="single"/>
+          <w:lang w:val="it-IT"/>
         </w:rPr>
       </w:pPr>
     </w:p>
@@ -11644,7 +11965,16 @@
           <w:bCs/>
           <w:sz w:val="32"/>
         </w:rPr>
-        <w:t>replaced with</w:t>
+        <w:t xml:space="preserve">replaced </w:t>
+      </w:r>
+      <w:proofErr w:type="gramStart"/>
+      <w:r>
+        <w:rPr>
+          <w:b/>
+          <w:bCs/>
+          <w:sz w:val="32"/>
+        </w:rPr>
+        <w:t>with</w:t>
       </w:r>
       <w:r>
         <w:rPr>
@@ -11666,6 +11996,7 @@
         </w:rPr>
         <w:t>"</w:t>
       </w:r>
+      <w:proofErr w:type="gramEnd"/>
       <w:r>
         <w:rPr>
           <w:rFonts w:ascii="BRH Malayalam" w:hAnsi="BRH Malayalam" w:cs="BRH Malayalam"/>
@@ -11677,6 +12008,7 @@
         </w:rPr>
         <w:t>q§T</w:t>
       </w:r>
+      <w:proofErr w:type="gramStart"/>
       <w:r>
         <w:rPr>
           <w:rFonts w:ascii="BRH Malayalam" w:hAnsi="BRH Malayalam" w:cs="BRH Malayalam"/>
@@ -11693,7 +12025,16 @@
           <w:bCs/>
           <w:sz w:val="32"/>
         </w:rPr>
-        <w:t>wherever applicable</w:t>
+        <w:t>wherever</w:t>
+      </w:r>
+      <w:proofErr w:type="gramEnd"/>
+      <w:r>
+        <w:rPr>
+          <w:b/>
+          <w:bCs/>
+          <w:sz w:val="32"/>
+        </w:rPr>
+        <w:t xml:space="preserve"> applicable</w:t>
       </w:r>
     </w:p>
     <w:p>

--- a/TS-Kramam/TS-5.1/TS 5.1 Malayalam Krama Paatam Corrections.docx
+++ b/TS-Kramam/TS-5.1/TS 5.1 Malayalam Krama Paatam Corrections.docx
@@ -552,6 +552,385 @@
                 <w:lang w:eastAsia="en-IN" w:bidi="ml-IN"/>
               </w:rPr>
               <w:t>jI |</w:t>
+            </w:r>
+          </w:p>
+        </w:tc>
+      </w:tr>
+      <w:tr>
+        <w:trPr>
+          <w:trHeight w:val="1104"/>
+        </w:trPr>
+        <w:tc>
+          <w:tcPr>
+            <w:tcW w:w="3906" w:type="dxa"/>
+          </w:tcPr>
+          <w:p>
+            <w:pPr>
+              <w:spacing w:before="0" w:line="240" w:lineRule="auto"/>
+              <w:rPr>
+                <w:rFonts w:cs="Latha"/>
+                <w:b/>
+                <w:color w:val="EE0000"/>
+                <w:sz w:val="28"/>
+                <w:szCs w:val="28"/>
+                <w:lang w:bidi="ta-IN"/>
+              </w:rPr>
+            </w:pPr>
+            <w:r>
+              <w:rPr>
+                <w:rFonts w:cs="Latha"/>
+                <w:b/>
+                <w:color w:val="EE0000"/>
+                <w:sz w:val="28"/>
+                <w:szCs w:val="28"/>
+                <w:lang w:bidi="ta-IN"/>
+              </w:rPr>
+              <w:t>TS 5.1.</w:t>
+            </w:r>
+            <w:r>
+              <w:rPr>
+                <w:rFonts w:cs="Latha"/>
+                <w:b/>
+                <w:color w:val="EE0000"/>
+                <w:sz w:val="28"/>
+                <w:szCs w:val="28"/>
+                <w:lang w:bidi="ta-IN"/>
+              </w:rPr>
+              <w:t>3.2</w:t>
+            </w:r>
+            <w:r>
+              <w:rPr>
+                <w:rFonts w:cs="Latha"/>
+                <w:b/>
+                <w:color w:val="EE0000"/>
+                <w:sz w:val="28"/>
+                <w:szCs w:val="28"/>
+                <w:lang w:bidi="ta-IN"/>
+              </w:rPr>
+              <w:t xml:space="preserve"> - </w:t>
+            </w:r>
+            <w:r>
+              <w:rPr>
+                <w:rFonts w:cs="Arial"/>
+                <w:b/>
+                <w:color w:val="EE0000"/>
+                <w:sz w:val="28"/>
+                <w:szCs w:val="28"/>
+              </w:rPr>
+              <w:t>Kramam</w:t>
+            </w:r>
+          </w:p>
+          <w:p>
+            <w:pPr>
+              <w:spacing w:before="0" w:line="240" w:lineRule="auto"/>
+              <w:rPr>
+                <w:rFonts w:cs="Latha"/>
+                <w:b/>
+                <w:color w:val="EE0000"/>
+                <w:sz w:val="28"/>
+                <w:szCs w:val="28"/>
+                <w:lang w:val="it-IT" w:bidi="ta-IN"/>
+              </w:rPr>
+            </w:pPr>
+            <w:r>
+              <w:rPr>
+                <w:rFonts w:cs="Arial"/>
+                <w:b/>
+                <w:color w:val="EE0000"/>
+                <w:sz w:val="28"/>
+                <w:szCs w:val="28"/>
+                <w:lang w:val="it-IT"/>
+              </w:rPr>
+              <w:t>Krama Vaakyam</w:t>
+            </w:r>
+            <w:r>
+              <w:rPr>
+                <w:rFonts w:cs="Latha"/>
+                <w:b/>
+                <w:color w:val="EE0000"/>
+                <w:sz w:val="28"/>
+                <w:szCs w:val="28"/>
+                <w:lang w:val="it-IT" w:bidi="ta-IN"/>
+              </w:rPr>
+              <w:t xml:space="preserve"> No: - </w:t>
+            </w:r>
+            <w:r>
+              <w:rPr>
+                <w:rFonts w:cs="Latha"/>
+                <w:b/>
+                <w:color w:val="EE0000"/>
+                <w:sz w:val="28"/>
+                <w:szCs w:val="28"/>
+                <w:lang w:val="it-IT" w:bidi="ta-IN"/>
+              </w:rPr>
+              <w:t>13</w:t>
+            </w:r>
+          </w:p>
+          <w:p>
+            <w:pPr>
+              <w:widowControl w:val="0"/>
+              <w:tabs>
+                <w:tab w:val="left" w:pos="993"/>
+              </w:tabs>
+              <w:autoSpaceDE w:val="0"/>
+              <w:autoSpaceDN w:val="0"/>
+              <w:adjustRightInd w:val="0"/>
+              <w:spacing w:before="0" w:line="240" w:lineRule="auto"/>
+              <w:ind w:right="297"/>
+              <w:rPr>
+                <w:rFonts w:cs="Arial"/>
+                <w:b/>
+                <w:color w:val="EE0000"/>
+                <w:sz w:val="28"/>
+                <w:szCs w:val="28"/>
+                <w:lang w:val="it-IT"/>
+              </w:rPr>
+            </w:pPr>
+            <w:r>
+              <w:rPr>
+                <w:rFonts w:cs="Latha"/>
+                <w:b/>
+                <w:color w:val="EE0000"/>
+                <w:sz w:val="28"/>
+                <w:szCs w:val="28"/>
+                <w:lang w:val="it-IT" w:bidi="ta-IN"/>
+              </w:rPr>
+              <w:t xml:space="preserve">Panchaati No. - </w:t>
+            </w:r>
+            <w:r>
+              <w:rPr>
+                <w:rFonts w:cs="Latha"/>
+                <w:b/>
+                <w:color w:val="EE0000"/>
+                <w:sz w:val="28"/>
+                <w:szCs w:val="28"/>
+                <w:lang w:val="it-IT" w:bidi="ta-IN"/>
+              </w:rPr>
+              <w:t>12</w:t>
+            </w:r>
+          </w:p>
+        </w:tc>
+        <w:tc>
+          <w:tcPr>
+            <w:tcW w:w="5103" w:type="dxa"/>
+          </w:tcPr>
+          <w:p>
+            <w:pPr>
+              <w:widowControl w:val="0"/>
+              <w:autoSpaceDE w:val="0"/>
+              <w:autoSpaceDN w:val="0"/>
+              <w:adjustRightInd w:val="0"/>
+              <w:spacing w:before="0" w:line="240" w:lineRule="auto"/>
+              <w:rPr>
+                <w:rFonts w:ascii="BRH Malayalam Extra" w:eastAsia="Times New Roman" w:hAnsi="BRH Malayalam Extra" w:cs="BRH Malayalam Extra"/>
+                <w:color w:val="EE0000"/>
+                <w:sz w:val="40"/>
+                <w:szCs w:val="40"/>
+                <w:lang w:eastAsia="en-IN" w:bidi="ml-IN"/>
+              </w:rPr>
+            </w:pPr>
+            <w:r>
+              <w:rPr>
+                <w:rFonts w:ascii="BRH Malayalam Extra" w:eastAsia="Times New Roman" w:hAnsi="BRH Malayalam Extra" w:cs="BRH Malayalam Extra"/>
+                <w:color w:val="EE0000"/>
+                <w:sz w:val="40"/>
+                <w:szCs w:val="40"/>
+                <w:lang w:val="en-IN" w:eastAsia="en-IN" w:bidi="ml-IN"/>
+              </w:rPr>
+              <w:t>R¡</w:t>
+            </w:r>
+            <w:r>
+              <w:rPr>
+                <w:rFonts w:ascii="BRH Malayalam Extra" w:eastAsia="Times New Roman" w:hAnsi="BRH Malayalam Extra" w:cs="BRH Malayalam Extra"/>
+                <w:color w:val="EE0000"/>
+                <w:sz w:val="32"/>
+                <w:szCs w:val="40"/>
+                <w:lang w:val="en-IN" w:eastAsia="en-IN" w:bidi="ml-IN"/>
+              </w:rPr>
+              <w:t>–</w:t>
+            </w:r>
+            <w:r>
+              <w:rPr>
+                <w:rFonts w:ascii="BRH Malayalam Extra" w:eastAsia="Times New Roman" w:hAnsi="BRH Malayalam Extra" w:cs="BRH Malayalam Extra"/>
+                <w:color w:val="EE0000"/>
+                <w:sz w:val="40"/>
+                <w:szCs w:val="40"/>
+                <w:lang w:val="en-IN" w:eastAsia="en-IN" w:bidi="ml-IN"/>
+              </w:rPr>
+              <w:t>¥tx</w:t>
+            </w:r>
+            <w:r>
+              <w:rPr>
+                <w:rFonts w:ascii="BRH Malayalam Extra" w:eastAsia="Times New Roman" w:hAnsi="BRH Malayalam Extra" w:cs="BRH Malayalam Extra"/>
+                <w:color w:val="EE0000"/>
+                <w:sz w:val="32"/>
+                <w:szCs w:val="40"/>
+                <w:lang w:val="en-IN" w:eastAsia="en-IN" w:bidi="ml-IN"/>
+              </w:rPr>
+              <w:t>–</w:t>
+            </w:r>
+            <w:r>
+              <w:rPr>
+                <w:rFonts w:ascii="BRH Malayalam Extra" w:eastAsia="Times New Roman" w:hAnsi="BRH Malayalam Extra" w:cs="BRH Malayalam Extra"/>
+                <w:color w:val="EE0000"/>
+                <w:sz w:val="40"/>
+                <w:szCs w:val="40"/>
+                <w:lang w:val="en-IN" w:eastAsia="en-IN" w:bidi="ml-IN"/>
+              </w:rPr>
+              <w:t>Zy</w:t>
+            </w:r>
+            <w:r>
+              <w:rPr>
+                <w:rFonts w:ascii="BRH Malayalam Extra" w:eastAsia="Times New Roman" w:hAnsi="BRH Malayalam Extra" w:cs="BRH Malayalam Extra"/>
+                <w:color w:val="EE0000"/>
+                <w:sz w:val="32"/>
+                <w:szCs w:val="40"/>
+                <w:lang w:val="en-IN" w:eastAsia="en-IN" w:bidi="ml-IN"/>
+              </w:rPr>
+              <w:t>–</w:t>
+            </w:r>
+            <w:r>
+              <w:rPr>
+                <w:rFonts w:ascii="BRH Malayalam Extra" w:eastAsia="Times New Roman" w:hAnsi="BRH Malayalam Extra" w:cs="BRH Malayalam Extra"/>
+                <w:color w:val="EE0000"/>
+                <w:sz w:val="40"/>
+                <w:szCs w:val="40"/>
+                <w:lang w:val="en-IN" w:eastAsia="en-IN" w:bidi="ml-IN"/>
+              </w:rPr>
+              <w:t xml:space="preserve"> d | dx</w:t>
+            </w:r>
+            <w:r>
+              <w:rPr>
+                <w:rFonts w:ascii="BRH Malayalam Extra" w:eastAsia="Times New Roman" w:hAnsi="BRH Malayalam Extra" w:cs="BRH Malayalam Extra"/>
+                <w:color w:val="EE0000"/>
+                <w:sz w:val="40"/>
+                <w:szCs w:val="40"/>
+                <w:highlight w:val="yellow"/>
+                <w:lang w:val="en-IN" w:eastAsia="en-IN" w:bidi="ml-IN"/>
+              </w:rPr>
+              <w:t>Ê</w:t>
+            </w:r>
+            <w:r>
+              <w:rPr>
+                <w:rFonts w:ascii="BRH Malayalam Extra" w:eastAsia="Times New Roman" w:hAnsi="BRH Malayalam Extra" w:cs="BRH Malayalam Extra"/>
+                <w:color w:val="EE0000"/>
+                <w:sz w:val="40"/>
+                <w:szCs w:val="40"/>
+                <w:lang w:val="en-IN" w:eastAsia="en-IN" w:bidi="ml-IN"/>
+              </w:rPr>
+              <w:t>—J |</w:t>
+            </w:r>
+          </w:p>
+        </w:tc>
+        <w:tc>
+          <w:tcPr>
+            <w:tcW w:w="5386" w:type="dxa"/>
+          </w:tcPr>
+          <w:p>
+            <w:pPr>
+              <w:widowControl w:val="0"/>
+              <w:autoSpaceDE w:val="0"/>
+              <w:autoSpaceDN w:val="0"/>
+              <w:adjustRightInd w:val="0"/>
+              <w:spacing w:before="0" w:line="240" w:lineRule="auto"/>
+              <w:rPr>
+                <w:rFonts w:ascii="BRH Malayalam Extra" w:eastAsia="Times New Roman" w:hAnsi="BRH Malayalam Extra" w:cs="BRH Malayalam Extra"/>
+                <w:color w:val="EE0000"/>
+                <w:sz w:val="40"/>
+                <w:szCs w:val="40"/>
+                <w:lang w:eastAsia="en-IN" w:bidi="ml-IN"/>
+              </w:rPr>
+            </w:pPr>
+            <w:r>
+              <w:rPr>
+                <w:rFonts w:ascii="BRH Malayalam Extra" w:eastAsia="Times New Roman" w:hAnsi="BRH Malayalam Extra" w:cs="BRH Malayalam Extra"/>
+                <w:color w:val="EE0000"/>
+                <w:sz w:val="40"/>
+                <w:szCs w:val="40"/>
+                <w:lang w:val="en-IN" w:eastAsia="en-IN" w:bidi="ml-IN"/>
+              </w:rPr>
+              <w:t>R¡</w:t>
+            </w:r>
+            <w:r>
+              <w:rPr>
+                <w:rFonts w:ascii="BRH Malayalam Extra" w:eastAsia="Times New Roman" w:hAnsi="BRH Malayalam Extra" w:cs="BRH Malayalam Extra"/>
+                <w:color w:val="EE0000"/>
+                <w:sz w:val="32"/>
+                <w:szCs w:val="40"/>
+                <w:lang w:val="en-IN" w:eastAsia="en-IN" w:bidi="ml-IN"/>
+              </w:rPr>
+              <w:t>–</w:t>
+            </w:r>
+            <w:r>
+              <w:rPr>
+                <w:rFonts w:ascii="BRH Malayalam Extra" w:eastAsia="Times New Roman" w:hAnsi="BRH Malayalam Extra" w:cs="BRH Malayalam Extra"/>
+                <w:color w:val="EE0000"/>
+                <w:sz w:val="40"/>
+                <w:szCs w:val="40"/>
+                <w:lang w:val="en-IN" w:eastAsia="en-IN" w:bidi="ml-IN"/>
+              </w:rPr>
+              <w:t>¥tx</w:t>
+            </w:r>
+            <w:r>
+              <w:rPr>
+                <w:rFonts w:ascii="BRH Malayalam Extra" w:eastAsia="Times New Roman" w:hAnsi="BRH Malayalam Extra" w:cs="BRH Malayalam Extra"/>
+                <w:color w:val="EE0000"/>
+                <w:sz w:val="32"/>
+                <w:szCs w:val="40"/>
+                <w:lang w:val="en-IN" w:eastAsia="en-IN" w:bidi="ml-IN"/>
+              </w:rPr>
+              <w:t>–</w:t>
+            </w:r>
+            <w:r>
+              <w:rPr>
+                <w:rFonts w:ascii="BRH Malayalam Extra" w:eastAsia="Times New Roman" w:hAnsi="BRH Malayalam Extra" w:cs="BRH Malayalam Extra"/>
+                <w:color w:val="EE0000"/>
+                <w:sz w:val="40"/>
+                <w:szCs w:val="40"/>
+                <w:lang w:val="en-IN" w:eastAsia="en-IN" w:bidi="ml-IN"/>
+              </w:rPr>
+              <w:t>Zy</w:t>
+            </w:r>
+            <w:r>
+              <w:rPr>
+                <w:rFonts w:ascii="BRH Malayalam Extra" w:eastAsia="Times New Roman" w:hAnsi="BRH Malayalam Extra" w:cs="BRH Malayalam Extra"/>
+                <w:color w:val="EE0000"/>
+                <w:sz w:val="32"/>
+                <w:szCs w:val="40"/>
+                <w:lang w:val="en-IN" w:eastAsia="en-IN" w:bidi="ml-IN"/>
+              </w:rPr>
+              <w:t>–</w:t>
+            </w:r>
+            <w:r>
+              <w:rPr>
+                <w:rFonts w:ascii="BRH Malayalam Extra" w:eastAsia="Times New Roman" w:hAnsi="BRH Malayalam Extra" w:cs="BRH Malayalam Extra"/>
+                <w:color w:val="EE0000"/>
+                <w:sz w:val="40"/>
+                <w:szCs w:val="40"/>
+                <w:lang w:val="en-IN" w:eastAsia="en-IN" w:bidi="ml-IN"/>
+              </w:rPr>
+              <w:t xml:space="preserve"> d | dx</w:t>
+            </w:r>
+            <w:r>
+              <w:rPr>
+                <w:rFonts w:ascii="BRH Malayalam Extra" w:eastAsia="Times New Roman" w:hAnsi="BRH Malayalam Extra" w:cs="BRH Malayalam Extra"/>
+                <w:color w:val="EE0000"/>
+                <w:sz w:val="40"/>
+                <w:szCs w:val="40"/>
+                <w:highlight w:val="green"/>
+                <w:lang w:val="en-IN" w:eastAsia="en-IN" w:bidi="ml-IN"/>
+              </w:rPr>
+              <w:t>Ê</w:t>
+            </w:r>
+            <w:r>
+              <w:rPr>
+                <w:rFonts w:ascii="BRH Malayalam Extra" w:eastAsia="Times New Roman" w:hAnsi="BRH Malayalam Extra" w:cs="BRH Malayalam Extra"/>
+                <w:color w:val="EE0000"/>
+                <w:sz w:val="40"/>
+                <w:szCs w:val="40"/>
+                <w:lang w:val="en-IN" w:eastAsia="en-IN" w:bidi="ml-IN"/>
+              </w:rPr>
+              <w:t>J |</w:t>
             </w:r>
           </w:p>
         </w:tc>
